--- a/core/src/core/usecases/documents/builtin/blanks/contract-companies.docx
+++ b/core/src/core/usecases/documents/builtin/blanks/contract-companies.docx
@@ -5,7 +5,7 @@
     <w:p>
       <w:pPr>
         <w:shd w:val="clear" w:fill="FFFFFF"/>
-        <w:spacing w:before="240" w:after="240"/>
+        <w:spacing w:before="0" w:after="240" w:line="240" w:lineRule="auto"/>
         <w:jc w:val="center"/>
         <w:rPr>
           <w:b/>
@@ -16,6 +16,7 @@
       <w:r>
         <w:rPr>
           <w:b/>
+          <w:bCs/>
           <w:sz w:val="28"/>
           <w:szCs w:val="28"/>
           <w:rtl w:val="0"/>
@@ -26,7 +27,7 @@
     <w:tbl>
       <w:tblPr>
         <w:tblStyle w:val="15"/>
-        <w:tblW w:w="8895" w:type="dxa"/>
+        <w:tblW w:w="9355" w:type="dxa"/>
         <w:tblInd w:w="-15" w:type="dxa"/>
         <w:tblBorders>
           <w:top w:val="none" w:color="000000" w:sz="0" w:space="0"/>
@@ -45,8 +46,8 @@
         </w:tblCellMar>
       </w:tblPr>
       <w:tblGrid>
-        <w:gridCol w:w="5940"/>
-        <w:gridCol w:w="2955"/>
+        <w:gridCol w:w="6247"/>
+        <w:gridCol w:w="3108"/>
       </w:tblGrid>
       <w:tr>
         <w:tblPrEx>
@@ -66,6 +67,7 @@
           </w:tblCellMar>
         </w:tblPrEx>
         <w:trPr>
+          <w:cantSplit/>
           <w:trHeight w:val="270" w:hRule="atLeast"/>
         </w:trPr>
         <w:tc>
@@ -87,25 +89,25 @@
           </w:tcPr>
           <w:p>
             <w:pPr>
-              <w:spacing w:before="240"/>
-              <w:rPr>
-                <w:sz w:val="20"/>
-                <w:szCs w:val="20"/>
+              <w:spacing w:before="0" w:after="0" w:line="240" w:lineRule="auto"/>
+              <w:rPr>
+                <w:sz w:val="24"/>
+                <w:szCs w:val="24"/>
               </w:rPr>
             </w:pPr>
           </w:p>
           <w:p>
             <w:pPr>
-              <w:spacing w:before="240"/>
-              <w:rPr>
-                <w:sz w:val="20"/>
-                <w:szCs w:val="20"/>
+              <w:spacing w:before="0" w:after="0" w:line="240" w:lineRule="auto"/>
+              <w:rPr>
+                <w:sz w:val="24"/>
+                <w:szCs w:val="24"/>
               </w:rPr>
             </w:pPr>
             <w:r>
               <w:rPr>
-                <w:sz w:val="20"/>
-                <w:szCs w:val="20"/>
+                <w:sz w:val="24"/>
+                <w:szCs w:val="24"/>
                 <w:rtl w:val="0"/>
               </w:rPr>
               <w:t xml:space="preserve"/>
@@ -113,16 +115,16 @@
             <w:r>
               <w:rPr>
                 <w:b/>
-                <w:sz w:val="20"/>
-                <w:szCs w:val="20"/>
+                <w:sz w:val="24"/>
+                <w:szCs w:val="24"/>
                 <w:rtl w:val="0"/>
               </w:rPr>
               <w:t xml:space="preserve">г. {{city}}</w:t>
             </w:r>
             <w:r>
               <w:rPr>
-                <w:sz w:val="20"/>
-                <w:szCs w:val="20"/>
+                <w:sz w:val="24"/>
+                <w:szCs w:val="24"/>
                 <w:rtl w:val="0"/>
               </w:rPr>
               <w:t xml:space="preserve"/>
@@ -148,17 +150,17 @@
           </w:tcPr>
           <w:p>
             <w:pPr>
-              <w:spacing w:before="240"/>
+              <w:spacing w:before="0" w:after="0" w:line="240" w:lineRule="auto"/>
               <w:jc w:val="right"/>
               <w:rPr>
-                <w:sz w:val="20"/>
-                <w:szCs w:val="20"/>
+                <w:sz w:val="24"/>
+                <w:szCs w:val="24"/>
               </w:rPr>
             </w:pPr>
             <w:r>
               <w:rPr>
-                <w:sz w:val="20"/>
-                <w:szCs w:val="20"/>
+                <w:sz w:val="24"/>
+                <w:szCs w:val="24"/>
                 <w:rtl w:val="0"/>
               </w:rPr>
               <w:t xml:space="preserve"/>
@@ -166,96 +168,20 @@
             <w:r>
               <w:rPr>
                 <w:b/>
-                <w:sz w:val="20"/>
-                <w:szCs w:val="20"/>
+                <w:sz w:val="24"/>
+                <w:szCs w:val="24"/>
                 <w:rtl w:val="0"/>
               </w:rPr>
               <w:t xml:space="preserve">{{date|long}}</w:t>
             </w:r>
             <w:r>
               <w:rPr>
-                <w:sz w:val="20"/>
-                <w:szCs w:val="20"/>
+                <w:sz w:val="24"/>
+                <w:szCs w:val="24"/>
                 <w:rtl w:val="0"/>
               </w:rPr>
               <w:t xml:space="preserve"/>
             </w:r>
-          </w:p>
-        </w:tc>
-      </w:tr>
-      <w:tr>
-        <w:tblPrEx>
-          <w:tblBorders>
-            <w:top w:val="none" w:color="000000" w:sz="0" w:space="0"/>
-            <w:left w:val="none" w:color="000000" w:sz="0" w:space="0"/>
-            <w:bottom w:val="none" w:color="000000" w:sz="0" w:space="0"/>
-            <w:right w:val="none" w:color="000000" w:sz="0" w:space="0"/>
-            <w:insideH w:val="none" w:color="000000" w:sz="0" w:space="0"/>
-            <w:insideV w:val="none" w:color="000000" w:sz="0" w:space="0"/>
-          </w:tblBorders>
-          <w:tblCellMar>
-            <w:top w:w="100" w:type="dxa"/>
-            <w:left w:w="100" w:type="dxa"/>
-            <w:bottom w:w="100" w:type="dxa"/>
-            <w:right w:w="100" w:type="dxa"/>
-          </w:tblCellMar>
-        </w:tblPrEx>
-        <w:trPr>
-          <w:trHeight w:val="270" w:hRule="atLeast"/>
-        </w:trPr>
-        <w:tc>
-          <w:tcPr>
-            <w:tcBorders>
-              <w:top w:val="nil"/>
-              <w:left w:val="nil"/>
-              <w:bottom w:val="nil"/>
-              <w:right w:val="nil"/>
-            </w:tcBorders>
-            <w:shd w:val="clear" w:color="auto" w:fill="FFFFFF"/>
-            <w:tcMar>
-              <w:top w:w="20" w:type="dxa"/>
-              <w:left w:w="20" w:type="dxa"/>
-              <w:bottom w:w="20" w:type="dxa"/>
-              <w:right w:w="20" w:type="dxa"/>
-            </w:tcMar>
-            <w:vAlign w:val="bottom"/>
-          </w:tcPr>
-          <w:p>
-            <w:pPr>
-              <w:spacing w:before="240"/>
-              <w:rPr>
-                <w:sz w:val="20"/>
-                <w:szCs w:val="20"/>
-              </w:rPr>
-            </w:pPr>
-          </w:p>
-        </w:tc>
-        <w:tc>
-          <w:tcPr>
-            <w:tcBorders>
-              <w:top w:val="nil"/>
-              <w:left w:val="nil"/>
-              <w:bottom w:val="nil"/>
-              <w:right w:val="nil"/>
-            </w:tcBorders>
-            <w:shd w:val="clear" w:color="auto" w:fill="FFFFFF"/>
-            <w:tcMar>
-              <w:top w:w="20" w:type="dxa"/>
-              <w:left w:w="20" w:type="dxa"/>
-              <w:bottom w:w="20" w:type="dxa"/>
-              <w:right w:w="20" w:type="dxa"/>
-            </w:tcMar>
-            <w:vAlign w:val="bottom"/>
-          </w:tcPr>
-          <w:p>
-            <w:pPr>
-              <w:spacing w:before="240"/>
-              <w:jc w:val="right"/>
-              <w:rPr>
-                <w:sz w:val="20"/>
-                <w:szCs w:val="20"/>
-              </w:rPr>
-            </w:pPr>
           </w:p>
         </w:tc>
       </w:tr>
@@ -263,55 +189,58 @@
     <w:p>
       <w:pPr>
         <w:shd w:val="clear" w:fill="FFFFFF"/>
-        <w:spacing w:before="240" w:after="240"/>
-        <w:jc w:val="both"/>
-        <w:rPr>
-          <w:sz w:val="20"/>
-          <w:szCs w:val="20"/>
-        </w:rPr>
-      </w:pPr>
-      <w:r>
-        <w:rPr>
-          <w:sz w:val="20"/>
-          <w:szCs w:val="20"/>
-          <w:rtl w:val="0"/>
-        </w:rPr>
-        <w:t xml:space="preserve"> {{client_name}} в лице {{client_director}}, действующего на основании {{client_basis}}, именуемое(ый/ая) в дальнейшем "Заказчик", с одной стороны и</w:t>
-      </w:r>
-    </w:p>
-    <w:p>
-      <w:pPr>
-        <w:shd w:val="clear" w:fill="FFFFFF"/>
-        <w:spacing w:before="240" w:after="240"/>
-        <w:jc w:val="both"/>
-        <w:rPr>
-          <w:sz w:val="20"/>
-          <w:szCs w:val="20"/>
-        </w:rPr>
-      </w:pPr>
-      <w:r>
-        <w:rPr>
-          <w:sz w:val="20"/>
-          <w:szCs w:val="20"/>
-          <w:rtl w:val="0"/>
-        </w:rPr>
-        <w:t xml:space="preserve">{{seller_name}} в лице {{seller_director}}, действующего на основании {{seller_basis}}, именуемое в дальнейшем "Исполнитель", с другой стороны, а вместе именуемые "Стороны", заключили договор о нижеследующем:</w:t>
-      </w:r>
-    </w:p>
-    <w:p>
-      <w:pPr>
-        <w:shd w:val="clear" w:fill="FFFFFF"/>
-        <w:spacing w:before="240" w:after="240"/>
+        <w:spacing w:before="240" w:after="120" w:line="240" w:lineRule="auto"/>
+        <w:jc w:val="both"/>
+        <w:rPr>
+          <w:sz w:val="24"/>
+          <w:szCs w:val="24"/>
+        </w:rPr>
+      </w:pPr>
+      <w:r>
+        <w:rPr>
+          <w:sz w:val="24"/>
+          <w:szCs w:val="24"/>
+          <w:rtl w:val="0"/>
+        </w:rPr>
+        <w:t xml:space="preserve">{{client_name}} (далее — «Заказчик»), от имени которого действует {{client_director}} на основании {{client_basis}}, с одной стороны, и</w:t>
+      </w:r>
+    </w:p>
+    <w:p>
+      <w:pPr>
+        <w:shd w:val="clear" w:fill="FFFFFF"/>
+        <w:spacing w:before="0" w:after="120" w:line="240" w:lineRule="auto"/>
+        <w:jc w:val="both"/>
+        <w:rPr>
+          <w:sz w:val="24"/>
+          <w:szCs w:val="24"/>
+        </w:rPr>
+      </w:pPr>
+      <w:r>
+        <w:rPr>
+          <w:sz w:val="24"/>
+          <w:szCs w:val="24"/>
+          <w:rtl w:val="0"/>
+        </w:rPr>
+        <w:t xml:space="preserve">{{seller_name}} (далее — «Исполнитель»), от имени которого действует {{seller_director}} на основании {{seller_basis}}, с другой стороны, а вместе именуемые «Стороны», заключили настоящий договор о нижеследующем:</w:t>
+      </w:r>
+    </w:p>
+    <w:p>
+      <w:pPr>
+        <w:keepNext/>
+        <w:shd w:val="clear" w:fill="FFFFFF"/>
+        <w:spacing w:before="240" w:after="120" w:line="240" w:lineRule="auto"/>
         <w:jc w:val="center"/>
         <w:rPr>
-          <w:sz w:val="20"/>
-          <w:szCs w:val="20"/>
-        </w:rPr>
-      </w:pPr>
-      <w:r>
-        <w:rPr>
-          <w:sz w:val="20"/>
-          <w:szCs w:val="20"/>
+          <w:sz w:val="24"/>
+          <w:szCs w:val="24"/>
+        </w:rPr>
+      </w:pPr>
+      <w:r>
+        <w:rPr>
+          <w:b/>
+          <w:bCs/>
+          <w:sz w:val="24"/>
+          <w:szCs w:val="24"/>
           <w:rtl w:val="0"/>
         </w:rPr>
         <w:t>1. Предмет договора</w:t>
@@ -320,74 +249,36 @@
     <w:p>
       <w:pPr>
         <w:shd w:val="clear" w:fill="FFFFFF"/>
-        <w:spacing w:before="240" w:after="240"/>
-        <w:jc w:val="both"/>
-        <w:rPr>
-          <w:sz w:val="20"/>
-          <w:szCs w:val="20"/>
-        </w:rPr>
-      </w:pPr>
-      <w:r>
-        <w:rPr>
-          <w:sz w:val="20"/>
-          <w:szCs w:val="20"/>
-          <w:rtl w:val="0"/>
-        </w:rPr>
-        <w:t>1.1. По настоящему договору Исполнитель обязуется по заданию Заказчика оказать услуги:</w:t>
-      </w:r>
-    </w:p>
-    <w:p>
-      <w:pPr>
-        <w:shd w:val="clear" w:fill="FFFFFF"/>
-        <w:spacing w:before="240" w:after="240"/>
-        <w:jc w:val="both"/>
-        <w:rPr>
-          <w:sz w:val="20"/>
-          <w:szCs w:val="20"/>
-        </w:rPr>
-      </w:pPr>
-      <w:r>
-        <w:rPr>
-          <w:sz w:val="20"/>
-          <w:szCs w:val="20"/>
-          <w:rtl w:val="0"/>
-        </w:rPr>
-        <w:t xml:space="preserve">{{subject}},</w:t>
-      </w:r>
-    </w:p>
-    <w:p>
-      <w:pPr>
-        <w:shd w:val="clear" w:fill="FFFFFF"/>
-        <w:spacing w:before="240" w:after="240"/>
-        <w:jc w:val="both"/>
-        <w:rPr>
-          <w:sz w:val="20"/>
-          <w:szCs w:val="20"/>
-        </w:rPr>
-      </w:pPr>
-      <w:r>
-        <w:rPr>
-          <w:sz w:val="20"/>
-          <w:szCs w:val="20"/>
-          <w:rtl w:val="0"/>
-        </w:rPr>
-        <w:t>а Заказчик обязуется оплатить данные услуги.</w:t>
-      </w:r>
-    </w:p>
-    <w:p>
-      <w:pPr>
-        <w:shd w:val="clear" w:fill="FFFFFF"/>
-        <w:spacing w:before="240" w:after="240"/>
-        <w:jc w:val="both"/>
-        <w:rPr>
-          <w:sz w:val="20"/>
-          <w:szCs w:val="20"/>
-        </w:rPr>
-      </w:pPr>
-      <w:r>
-        <w:rPr>
-          <w:sz w:val="20"/>
-          <w:szCs w:val="20"/>
+        <w:spacing w:before="0" w:after="120" w:line="240" w:lineRule="auto"/>
+        <w:jc w:val="both"/>
+        <w:rPr>
+          <w:sz w:val="24"/>
+          <w:szCs w:val="24"/>
+        </w:rPr>
+      </w:pPr>
+      <w:r>
+        <w:rPr>
+          <w:sz w:val="24"/>
+          <w:szCs w:val="24"/>
+          <w:rtl w:val="0"/>
+        </w:rPr>
+        <w:t xml:space="preserve">1.1. По настоящему договору Исполнитель обязуется по заданию Заказчика оказать услуги {{subject}}, а Заказчик обязуется оплатить данные услуги.</w:t>
+      </w:r>
+    </w:p>
+    <w:p>
+      <w:pPr>
+        <w:shd w:val="clear" w:fill="FFFFFF"/>
+        <w:spacing w:before="0" w:after="120" w:line="240" w:lineRule="auto"/>
+        <w:jc w:val="both"/>
+        <w:rPr>
+          <w:sz w:val="24"/>
+          <w:szCs w:val="24"/>
+        </w:rPr>
+      </w:pPr>
+      <w:r>
+        <w:rPr>
+          <w:sz w:val="24"/>
+          <w:szCs w:val="24"/>
           <w:rtl w:val="0"/>
         </w:rPr>
         <w:t>1.2. В рамках настоящего договора оказываемые услуги включают в себя следующее:</w:t>
@@ -396,17 +287,17 @@
     <w:p>
       <w:pPr>
         <w:shd w:val="clear" w:fill="FFFFFF"/>
-        <w:spacing w:before="240" w:after="240"/>
-        <w:jc w:val="both"/>
-        <w:rPr>
-          <w:sz w:val="20"/>
-          <w:szCs w:val="20"/>
-        </w:rPr>
-      </w:pPr>
-      <w:r>
-        <w:rPr>
-          <w:sz w:val="20"/>
-          <w:szCs w:val="20"/>
+        <w:spacing w:before="0" w:after="120" w:line="240" w:lineRule="auto"/>
+        <w:jc w:val="left"/>
+        <w:rPr>
+          <w:sz w:val="24"/>
+          <w:szCs w:val="24"/>
+        </w:rPr>
+      </w:pPr>
+      <w:r>
+        <w:rPr>
+          <w:sz w:val="24"/>
+          <w:szCs w:val="24"/>
           <w:rtl w:val="0"/>
         </w:rPr>
         <w:t xml:space="preserve">{{scope}}.</w:t>
@@ -415,17 +306,17 @@
     <w:p>
       <w:pPr>
         <w:shd w:val="clear" w:fill="FFFFFF"/>
-        <w:spacing w:before="240" w:after="240"/>
-        <w:jc w:val="both"/>
-        <w:rPr>
-          <w:sz w:val="20"/>
-          <w:szCs w:val="20"/>
-        </w:rPr>
-      </w:pPr>
-      <w:r>
-        <w:rPr>
-          <w:sz w:val="20"/>
-          <w:szCs w:val="20"/>
+        <w:spacing w:before="0" w:after="120" w:line="240" w:lineRule="auto"/>
+        <w:jc w:val="both"/>
+        <w:rPr>
+          <w:sz w:val="24"/>
+          <w:szCs w:val="24"/>
+        </w:rPr>
+      </w:pPr>
+      <w:r>
+        <w:rPr>
+          <w:sz w:val="24"/>
+          <w:szCs w:val="24"/>
           <w:rtl w:val="0"/>
         </w:rPr>
         <w:t xml:space="preserve">1.3. По настоящему договору Стороны определили, что оказание услуг Исполнителем осуществляется {{service_place}}.</w:t>
@@ -434,17 +325,17 @@
     <w:p>
       <w:pPr>
         <w:shd w:val="clear" w:fill="FFFFFF"/>
-        <w:spacing w:before="240" w:after="240"/>
-        <w:jc w:val="both"/>
-        <w:rPr>
-          <w:sz w:val="20"/>
-          <w:szCs w:val="20"/>
-        </w:rPr>
-      </w:pPr>
-      <w:r>
-        <w:rPr>
-          <w:sz w:val="20"/>
-          <w:szCs w:val="20"/>
+        <w:spacing w:before="0" w:after="120" w:line="240" w:lineRule="auto"/>
+        <w:jc w:val="both"/>
+        <w:rPr>
+          <w:sz w:val="24"/>
+          <w:szCs w:val="24"/>
+        </w:rPr>
+      </w:pPr>
+      <w:r>
+        <w:rPr>
+          <w:sz w:val="24"/>
+          <w:szCs w:val="24"/>
           <w:rtl w:val="0"/>
         </w:rPr>
         <w:t xml:space="preserve">1.4. Услуги должны быть оказаны в срок {{term}}</w:t>
@@ -453,8 +344,8 @@
       <w:bookmarkEnd w:id="0"/>
       <w:r>
         <w:rPr>
-          <w:sz w:val="20"/>
-          <w:szCs w:val="20"/>
+          <w:sz w:val="24"/>
+          <w:szCs w:val="24"/>
           <w:rtl w:val="0"/>
         </w:rPr>
         <w:t xml:space="preserve">.</w:t>
@@ -463,18 +354,18 @@
     <w:p>
       <w:pPr>
         <w:shd w:val="clear" w:fill="FFFFFF"/>
-        <w:spacing w:before="240" w:after="240"/>
+        <w:spacing w:before="0" w:after="120" w:line="240" w:lineRule="auto"/>
         <w:jc w:val="both"/>
         <w:rPr>
           <w:b/>
-          <w:sz w:val="20"/>
-          <w:szCs w:val="20"/>
-        </w:rPr>
-      </w:pPr>
-      <w:r>
-        <w:rPr>
-          <w:sz w:val="20"/>
-          <w:szCs w:val="20"/>
+          <w:sz w:val="24"/>
+          <w:szCs w:val="24"/>
+        </w:rPr>
+      </w:pPr>
+      <w:r>
+        <w:rPr>
+          <w:sz w:val="24"/>
+          <w:szCs w:val="24"/>
           <w:rtl w:val="0"/>
         </w:rPr>
         <w:t>1.5. Услуги считаются оказанными после подписания Сторонами акта об оказании услуг.</w:t>
@@ -482,18 +373,21 @@
     </w:p>
     <w:p>
       <w:pPr>
-        <w:shd w:val="clear" w:fill="FFFFFF"/>
-        <w:spacing w:before="240" w:after="240"/>
+        <w:keepNext/>
+        <w:shd w:val="clear" w:fill="FFFFFF"/>
+        <w:spacing w:before="240" w:after="120" w:line="240" w:lineRule="auto"/>
         <w:jc w:val="center"/>
         <w:rPr>
-          <w:sz w:val="20"/>
-          <w:szCs w:val="20"/>
-        </w:rPr>
-      </w:pPr>
-      <w:r>
-        <w:rPr>
-          <w:sz w:val="20"/>
-          <w:szCs w:val="20"/>
+          <w:sz w:val="24"/>
+          <w:szCs w:val="24"/>
+        </w:rPr>
+      </w:pPr>
+      <w:r>
+        <w:rPr>
+          <w:b/>
+          <w:bCs/>
+          <w:sz w:val="24"/>
+          <w:szCs w:val="24"/>
           <w:rtl w:val="0"/>
         </w:rPr>
         <w:t>2. Права и обязанности сторон договора</w:t>
@@ -502,17 +396,17 @@
     <w:p>
       <w:pPr>
         <w:shd w:val="clear" w:fill="FFFFFF"/>
-        <w:spacing w:before="240" w:after="240"/>
-        <w:jc w:val="both"/>
-        <w:rPr>
-          <w:sz w:val="20"/>
-          <w:szCs w:val="20"/>
-        </w:rPr>
-      </w:pPr>
-      <w:r>
-        <w:rPr>
-          <w:sz w:val="20"/>
-          <w:szCs w:val="20"/>
+        <w:spacing w:before="0" w:after="120" w:line="240" w:lineRule="auto"/>
+        <w:jc w:val="both"/>
+        <w:rPr>
+          <w:sz w:val="24"/>
+          <w:szCs w:val="24"/>
+        </w:rPr>
+      </w:pPr>
+      <w:r>
+        <w:rPr>
+          <w:sz w:val="24"/>
+          <w:szCs w:val="24"/>
           <w:rtl w:val="0"/>
         </w:rPr>
         <w:t>2.1. Исполнитель обязуется:</w:t>
@@ -521,17 +415,17 @@
     <w:p>
       <w:pPr>
         <w:shd w:val="clear" w:fill="FFFFFF"/>
-        <w:spacing w:before="240" w:after="240"/>
-        <w:jc w:val="both"/>
-        <w:rPr>
-          <w:sz w:val="20"/>
-          <w:szCs w:val="20"/>
-        </w:rPr>
-      </w:pPr>
-      <w:r>
-        <w:rPr>
-          <w:sz w:val="20"/>
-          <w:szCs w:val="20"/>
+        <w:spacing w:before="0" w:after="120" w:line="240" w:lineRule="auto"/>
+        <w:jc w:val="both"/>
+        <w:rPr>
+          <w:sz w:val="24"/>
+          <w:szCs w:val="24"/>
+        </w:rPr>
+      </w:pPr>
+      <w:r>
+        <w:rPr>
+          <w:sz w:val="24"/>
+          <w:szCs w:val="24"/>
           <w:rtl w:val="0"/>
         </w:rPr>
         <w:t>2.1.1. Оказать предусмотренные настоящим договором услуги лично.</w:t>
@@ -540,17 +434,17 @@
     <w:p>
       <w:pPr>
         <w:shd w:val="clear" w:fill="FFFFFF"/>
-        <w:spacing w:before="240" w:after="240"/>
-        <w:jc w:val="both"/>
-        <w:rPr>
-          <w:sz w:val="20"/>
-          <w:szCs w:val="20"/>
-        </w:rPr>
-      </w:pPr>
-      <w:r>
-        <w:rPr>
-          <w:sz w:val="20"/>
-          <w:szCs w:val="20"/>
+        <w:spacing w:before="0" w:after="120" w:line="240" w:lineRule="auto"/>
+        <w:jc w:val="both"/>
+        <w:rPr>
+          <w:sz w:val="24"/>
+          <w:szCs w:val="24"/>
+        </w:rPr>
+      </w:pPr>
+      <w:r>
+        <w:rPr>
+          <w:sz w:val="24"/>
+          <w:szCs w:val="24"/>
           <w:rtl w:val="0"/>
         </w:rPr>
         <w:t>2.1.2. Оказать услуги надлежащего качества.</w:t>
@@ -559,17 +453,17 @@
     <w:p>
       <w:pPr>
         <w:shd w:val="clear" w:fill="FFFFFF"/>
-        <w:spacing w:before="240" w:after="240"/>
-        <w:jc w:val="both"/>
-        <w:rPr>
-          <w:sz w:val="20"/>
-          <w:szCs w:val="20"/>
-        </w:rPr>
-      </w:pPr>
-      <w:r>
-        <w:rPr>
-          <w:sz w:val="20"/>
-          <w:szCs w:val="20"/>
+        <w:spacing w:before="0" w:after="120" w:line="240" w:lineRule="auto"/>
+        <w:jc w:val="both"/>
+        <w:rPr>
+          <w:sz w:val="24"/>
+          <w:szCs w:val="24"/>
+        </w:rPr>
+      </w:pPr>
+      <w:r>
+        <w:rPr>
+          <w:sz w:val="24"/>
+          <w:szCs w:val="24"/>
           <w:rtl w:val="0"/>
         </w:rPr>
         <w:t>2.1.3. Оказать услуги в полном объеме в срок, указанный в п. 1.4 настоящего договора.</w:t>
@@ -578,17 +472,17 @@
     <w:p>
       <w:pPr>
         <w:shd w:val="clear" w:fill="FFFFFF"/>
-        <w:spacing w:before="240" w:after="240"/>
-        <w:jc w:val="both"/>
-        <w:rPr>
-          <w:sz w:val="20"/>
-          <w:szCs w:val="20"/>
-        </w:rPr>
-      </w:pPr>
-      <w:r>
-        <w:rPr>
-          <w:sz w:val="20"/>
-          <w:szCs w:val="20"/>
+        <w:spacing w:before="0" w:after="120" w:line="240" w:lineRule="auto"/>
+        <w:jc w:val="both"/>
+        <w:rPr>
+          <w:sz w:val="24"/>
+          <w:szCs w:val="24"/>
+        </w:rPr>
+      </w:pPr>
+      <w:r>
+        <w:rPr>
+          <w:sz w:val="24"/>
+          <w:szCs w:val="24"/>
           <w:rtl w:val="0"/>
         </w:rPr>
         <w:t>2.1.4. Обеспечить сохранность документов и оборудования, принятых по настоящему договору от Заказчика.</w:t>
@@ -597,17 +491,17 @@
     <w:p>
       <w:pPr>
         <w:shd w:val="clear" w:fill="FFFFFF"/>
-        <w:spacing w:before="240" w:after="240"/>
-        <w:jc w:val="both"/>
-        <w:rPr>
-          <w:sz w:val="20"/>
-          <w:szCs w:val="20"/>
-        </w:rPr>
-      </w:pPr>
-      <w:r>
-        <w:rPr>
-          <w:sz w:val="20"/>
-          <w:szCs w:val="20"/>
+        <w:spacing w:before="0" w:after="120" w:line="240" w:lineRule="auto"/>
+        <w:jc w:val="both"/>
+        <w:rPr>
+          <w:sz w:val="24"/>
+          <w:szCs w:val="24"/>
+        </w:rPr>
+      </w:pPr>
+      <w:r>
+        <w:rPr>
+          <w:sz w:val="24"/>
+          <w:szCs w:val="24"/>
           <w:rtl w:val="0"/>
         </w:rPr>
         <w:t>2.1.5. Представлять по требованию Заказчика информацию о ходе исполнения оказываемых услуг.</w:t>
@@ -616,17 +510,17 @@
     <w:p>
       <w:pPr>
         <w:shd w:val="clear" w:fill="FFFFFF"/>
-        <w:spacing w:before="240" w:after="240"/>
-        <w:jc w:val="both"/>
-        <w:rPr>
-          <w:sz w:val="20"/>
-          <w:szCs w:val="20"/>
-        </w:rPr>
-      </w:pPr>
-      <w:r>
-        <w:rPr>
-          <w:sz w:val="20"/>
-          <w:szCs w:val="20"/>
+        <w:spacing w:before="0" w:after="120" w:line="240" w:lineRule="auto"/>
+        <w:jc w:val="both"/>
+        <w:rPr>
+          <w:sz w:val="24"/>
+          <w:szCs w:val="24"/>
+        </w:rPr>
+      </w:pPr>
+      <w:r>
+        <w:rPr>
+          <w:sz w:val="24"/>
+          <w:szCs w:val="24"/>
           <w:rtl w:val="0"/>
         </w:rPr>
         <w:t>2.1.6. Безвозмездно устранять по требованию Заказчика все выявленные недостатки, если в процессе оказания услуг Исполнитель допустил отступление от условий договора, ухудшившее их качество.</w:t>
@@ -635,17 +529,17 @@
     <w:p>
       <w:pPr>
         <w:shd w:val="clear" w:fill="FFFFFF"/>
-        <w:spacing w:before="240" w:after="240"/>
-        <w:jc w:val="both"/>
-        <w:rPr>
-          <w:sz w:val="20"/>
-          <w:szCs w:val="20"/>
-        </w:rPr>
-      </w:pPr>
-      <w:r>
-        <w:rPr>
-          <w:sz w:val="20"/>
-          <w:szCs w:val="20"/>
+        <w:spacing w:before="0" w:after="120" w:line="240" w:lineRule="auto"/>
+        <w:jc w:val="both"/>
+        <w:rPr>
+          <w:sz w:val="24"/>
+          <w:szCs w:val="24"/>
+        </w:rPr>
+      </w:pPr>
+      <w:r>
+        <w:rPr>
+          <w:sz w:val="24"/>
+          <w:szCs w:val="24"/>
           <w:rtl w:val="0"/>
         </w:rPr>
         <w:t>2.2. Исполнитель вправе:</w:t>
@@ -654,17 +548,17 @@
     <w:p>
       <w:pPr>
         <w:shd w:val="clear" w:fill="FFFFFF"/>
-        <w:spacing w:before="240" w:after="240"/>
-        <w:jc w:val="both"/>
-        <w:rPr>
-          <w:sz w:val="20"/>
-          <w:szCs w:val="20"/>
-        </w:rPr>
-      </w:pPr>
-      <w:r>
-        <w:rPr>
-          <w:sz w:val="20"/>
-          <w:szCs w:val="20"/>
+        <w:spacing w:before="0" w:after="120" w:line="240" w:lineRule="auto"/>
+        <w:jc w:val="both"/>
+        <w:rPr>
+          <w:sz w:val="24"/>
+          <w:szCs w:val="24"/>
+        </w:rPr>
+      </w:pPr>
+      <w:r>
+        <w:rPr>
+          <w:sz w:val="24"/>
+          <w:szCs w:val="24"/>
           <w:rtl w:val="0"/>
         </w:rPr>
         <w:t>2.2.1. Получать от Заказчика разъяснения по всем вопросам, возникающим в ходе оказания услуг, и любую дополнительную информацию, необходимую для выполнения своих обязательств по настоящему договору.</w:t>
@@ -673,17 +567,17 @@
     <w:p>
       <w:pPr>
         <w:shd w:val="clear" w:fill="FFFFFF"/>
-        <w:spacing w:before="240" w:after="240"/>
-        <w:jc w:val="both"/>
-        <w:rPr>
-          <w:sz w:val="20"/>
-          <w:szCs w:val="20"/>
-        </w:rPr>
-      </w:pPr>
-      <w:r>
-        <w:rPr>
-          <w:sz w:val="20"/>
-          <w:szCs w:val="20"/>
+        <w:spacing w:before="0" w:after="120" w:line="240" w:lineRule="auto"/>
+        <w:jc w:val="both"/>
+        <w:rPr>
+          <w:sz w:val="24"/>
+          <w:szCs w:val="24"/>
+        </w:rPr>
+      </w:pPr>
+      <w:r>
+        <w:rPr>
+          <w:sz w:val="24"/>
+          <w:szCs w:val="24"/>
           <w:rtl w:val="0"/>
         </w:rPr>
         <w:t>2.3. Заказчик обязуется:</w:t>
@@ -692,17 +586,17 @@
     <w:p>
       <w:pPr>
         <w:shd w:val="clear" w:fill="FFFFFF"/>
-        <w:spacing w:before="240" w:after="240"/>
-        <w:jc w:val="both"/>
-        <w:rPr>
-          <w:sz w:val="20"/>
-          <w:szCs w:val="20"/>
-        </w:rPr>
-      </w:pPr>
-      <w:r>
-        <w:rPr>
-          <w:sz w:val="20"/>
-          <w:szCs w:val="20"/>
+        <w:spacing w:before="0" w:after="120" w:line="240" w:lineRule="auto"/>
+        <w:jc w:val="both"/>
+        <w:rPr>
+          <w:sz w:val="24"/>
+          <w:szCs w:val="24"/>
+        </w:rPr>
+      </w:pPr>
+      <w:r>
+        <w:rPr>
+          <w:sz w:val="24"/>
+          <w:szCs w:val="24"/>
           <w:rtl w:val="0"/>
         </w:rPr>
         <w:t>2.3.1. Предоставлять Исполнителю все документы, информацию и оборудование, необходимые для выполнения Исполнителем своих обязательств по настоящему договору.</w:t>
@@ -711,17 +605,17 @@
     <w:p>
       <w:pPr>
         <w:shd w:val="clear" w:fill="FFFFFF"/>
-        <w:spacing w:before="240" w:after="240"/>
-        <w:jc w:val="both"/>
-        <w:rPr>
-          <w:sz w:val="20"/>
-          <w:szCs w:val="20"/>
-        </w:rPr>
-      </w:pPr>
-      <w:r>
-        <w:rPr>
-          <w:sz w:val="20"/>
-          <w:szCs w:val="20"/>
+        <w:spacing w:before="0" w:after="120" w:line="240" w:lineRule="auto"/>
+        <w:jc w:val="both"/>
+        <w:rPr>
+          <w:sz w:val="24"/>
+          <w:szCs w:val="24"/>
+        </w:rPr>
+      </w:pPr>
+      <w:r>
+        <w:rPr>
+          <w:sz w:val="24"/>
+          <w:szCs w:val="24"/>
           <w:rtl w:val="0"/>
         </w:rPr>
         <w:t>2.3.2. Принять оказанные услуги.</w:t>
@@ -730,17 +624,17 @@
     <w:p>
       <w:pPr>
         <w:shd w:val="clear" w:fill="FFFFFF"/>
-        <w:spacing w:before="240" w:after="240"/>
-        <w:jc w:val="both"/>
-        <w:rPr>
-          <w:sz w:val="20"/>
-          <w:szCs w:val="20"/>
-        </w:rPr>
-      </w:pPr>
-      <w:r>
-        <w:rPr>
-          <w:sz w:val="20"/>
-          <w:szCs w:val="20"/>
+        <w:spacing w:before="0" w:after="120" w:line="240" w:lineRule="auto"/>
+        <w:jc w:val="both"/>
+        <w:rPr>
+          <w:sz w:val="24"/>
+          <w:szCs w:val="24"/>
+        </w:rPr>
+      </w:pPr>
+      <w:r>
+        <w:rPr>
+          <w:sz w:val="24"/>
+          <w:szCs w:val="24"/>
           <w:rtl w:val="0"/>
         </w:rPr>
         <w:t>2.3.3. Своевременно оплачивать оказанные услуги в порядке, предусмотренном разделом 3 настоящего договора.</w:t>
@@ -749,17 +643,17 @@
     <w:p>
       <w:pPr>
         <w:shd w:val="clear" w:fill="FFFFFF"/>
-        <w:spacing w:before="240" w:after="240"/>
-        <w:jc w:val="both"/>
-        <w:rPr>
-          <w:sz w:val="20"/>
-          <w:szCs w:val="20"/>
-        </w:rPr>
-      </w:pPr>
-      <w:r>
-        <w:rPr>
-          <w:sz w:val="20"/>
-          <w:szCs w:val="20"/>
+        <w:spacing w:before="0" w:after="120" w:line="240" w:lineRule="auto"/>
+        <w:jc w:val="both"/>
+        <w:rPr>
+          <w:sz w:val="24"/>
+          <w:szCs w:val="24"/>
+        </w:rPr>
+      </w:pPr>
+      <w:r>
+        <w:rPr>
+          <w:sz w:val="24"/>
+          <w:szCs w:val="24"/>
           <w:rtl w:val="0"/>
         </w:rPr>
         <w:t>2.4. Заказчик вправе:</w:t>
@@ -768,17 +662,17 @@
     <w:p>
       <w:pPr>
         <w:shd w:val="clear" w:fill="FFFFFF"/>
-        <w:spacing w:before="240" w:after="240"/>
-        <w:jc w:val="both"/>
-        <w:rPr>
-          <w:sz w:val="20"/>
-          <w:szCs w:val="20"/>
-        </w:rPr>
-      </w:pPr>
-      <w:r>
-        <w:rPr>
-          <w:sz w:val="20"/>
-          <w:szCs w:val="20"/>
+        <w:spacing w:before="0" w:after="120" w:line="240" w:lineRule="auto"/>
+        <w:jc w:val="both"/>
+        <w:rPr>
+          <w:sz w:val="24"/>
+          <w:szCs w:val="24"/>
+        </w:rPr>
+      </w:pPr>
+      <w:r>
+        <w:rPr>
+          <w:sz w:val="24"/>
+          <w:szCs w:val="24"/>
           <w:rtl w:val="0"/>
         </w:rPr>
         <w:t>2.4.1. Получать от Исполнителя устные и письменные объяснения по вопросам, возникающим в ходе исполнения обязательств по настоящему договору.</w:t>
@@ -786,18 +680,21 @@
     </w:p>
     <w:p>
       <w:pPr>
-        <w:shd w:val="clear" w:fill="FFFFFF"/>
-        <w:spacing w:before="240" w:after="240"/>
+        <w:keepNext/>
+        <w:shd w:val="clear" w:fill="FFFFFF"/>
+        <w:spacing w:before="240" w:after="120" w:line="240" w:lineRule="auto"/>
         <w:jc w:val="center"/>
         <w:rPr>
-          <w:sz w:val="20"/>
-          <w:szCs w:val="20"/>
-        </w:rPr>
-      </w:pPr>
-      <w:r>
-        <w:rPr>
-          <w:sz w:val="20"/>
-          <w:szCs w:val="20"/>
+          <w:sz w:val="24"/>
+          <w:szCs w:val="24"/>
+        </w:rPr>
+      </w:pPr>
+      <w:r>
+        <w:rPr>
+          <w:b/>
+          <w:bCs/>
+          <w:sz w:val="24"/>
+          <w:szCs w:val="24"/>
           <w:rtl w:val="0"/>
         </w:rPr>
         <w:t>3. Оплата услуг и порядок расчетов</w:t>
@@ -806,17 +703,17 @@
     <w:p>
       <w:pPr>
         <w:shd w:val="clear" w:fill="FFFFFF"/>
-        <w:spacing w:before="240" w:after="240"/>
-        <w:jc w:val="both"/>
-        <w:rPr>
-          <w:sz w:val="20"/>
-          <w:szCs w:val="20"/>
-        </w:rPr>
-      </w:pPr>
-      <w:r>
-        <w:rPr>
-          <w:sz w:val="20"/>
-          <w:szCs w:val="20"/>
+        <w:spacing w:before="0" w:after="120" w:line="240" w:lineRule="auto"/>
+        <w:jc w:val="both"/>
+        <w:rPr>
+          <w:sz w:val="24"/>
+          <w:szCs w:val="24"/>
+        </w:rPr>
+      </w:pPr>
+      <w:r>
+        <w:rPr>
+          <w:sz w:val="24"/>
+          <w:szCs w:val="24"/>
           <w:rtl w:val="0"/>
         </w:rPr>
         <w:t xml:space="preserve">3.1. Стоимость оказываемых услуг по настоящему договору составляет {{total|rub}} ({{total|rub_words}}) рублей {{total|kop}} копеек.</w:t>
@@ -825,17 +722,17 @@
     <w:p>
       <w:pPr>
         <w:shd w:val="clear" w:fill="FFFFFF"/>
-        <w:spacing w:before="240" w:after="240"/>
-        <w:jc w:val="both"/>
-        <w:rPr>
-          <w:sz w:val="20"/>
-          <w:szCs w:val="20"/>
-        </w:rPr>
-      </w:pPr>
-      <w:r>
-        <w:rPr>
-          <w:sz w:val="20"/>
-          <w:szCs w:val="20"/>
+        <w:spacing w:before="0" w:after="120" w:line="240" w:lineRule="auto"/>
+        <w:jc w:val="both"/>
+        <w:rPr>
+          <w:sz w:val="24"/>
+          <w:szCs w:val="24"/>
+        </w:rPr>
+      </w:pPr>
+      <w:r>
+        <w:rPr>
+          <w:sz w:val="24"/>
+          <w:szCs w:val="24"/>
           <w:rtl w:val="0"/>
         </w:rPr>
         <w:t>3.2. Оплата услуг по настоящему договору производится Заказчиком ежемесячно на основании подписанного Сторонами акта, оформляющего приемку оказанных услуг, не позднее</w:t>
@@ -843,16 +740,16 @@
       <w:r>
         <w:rPr>
           <w:b/>
-          <w:sz w:val="20"/>
-          <w:szCs w:val="20"/>
+          <w:sz w:val="24"/>
+          <w:szCs w:val="24"/>
           <w:rtl w:val="0"/>
         </w:rPr>
         <w:t xml:space="preserve"> </w:t>
       </w:r>
       <w:r>
         <w:rPr>
-          <w:sz w:val="20"/>
-          <w:szCs w:val="20"/>
+          <w:sz w:val="24"/>
+          <w:szCs w:val="24"/>
           <w:rtl w:val="0"/>
         </w:rPr>
         <w:t xml:space="preserve">{{payment_term}} с момента подписания акта, оформляющего приемку оказанных услуг.</w:t>
@@ -861,17 +758,17 @@
     <w:p>
       <w:pPr>
         <w:shd w:val="clear" w:fill="FFFFFF"/>
-        <w:spacing w:before="240" w:after="240"/>
-        <w:jc w:val="both"/>
-        <w:rPr>
-          <w:sz w:val="20"/>
-          <w:szCs w:val="20"/>
-        </w:rPr>
-      </w:pPr>
-      <w:r>
-        <w:rPr>
-          <w:sz w:val="20"/>
-          <w:szCs w:val="20"/>
+        <w:spacing w:before="0" w:after="120" w:line="240" w:lineRule="auto"/>
+        <w:jc w:val="both"/>
+        <w:rPr>
+          <w:sz w:val="24"/>
+          <w:szCs w:val="24"/>
+        </w:rPr>
+      </w:pPr>
+      <w:r>
+        <w:rPr>
+          <w:sz w:val="24"/>
+          <w:szCs w:val="24"/>
           <w:rtl w:val="0"/>
         </w:rPr>
         <w:t>3.3. Оплата оказанных Исполнителем услуг осуществляются путем перечисления денежных средств на банковский счет Исполнителя.</w:t>
@@ -880,17 +777,17 @@
     <w:p>
       <w:pPr>
         <w:shd w:val="clear" w:fill="FFFFFF"/>
-        <w:spacing w:before="240" w:after="240"/>
-        <w:jc w:val="both"/>
-        <w:rPr>
-          <w:sz w:val="20"/>
-          <w:szCs w:val="20"/>
-        </w:rPr>
-      </w:pPr>
-      <w:r>
-        <w:rPr>
-          <w:sz w:val="20"/>
-          <w:szCs w:val="20"/>
+        <w:spacing w:before="0" w:after="120" w:line="240" w:lineRule="auto"/>
+        <w:jc w:val="both"/>
+        <w:rPr>
+          <w:sz w:val="24"/>
+          <w:szCs w:val="24"/>
+        </w:rPr>
+      </w:pPr>
+      <w:r>
+        <w:rPr>
+          <w:sz w:val="24"/>
+          <w:szCs w:val="24"/>
           <w:rtl w:val="0"/>
         </w:rPr>
         <w:t xml:space="preserve">3.4. Обязанность Заказчика по оплате оказанных услуг считается исполненной с даты зачисления денежных средств на банковский счет Исполнителя.</w:t>
@@ -899,17 +796,17 @@
     <w:p>
       <w:pPr>
         <w:shd w:val="clear" w:fill="FFFFFF"/>
-        <w:spacing w:before="240" w:after="240"/>
-        <w:jc w:val="both"/>
-        <w:rPr>
-          <w:sz w:val="20"/>
-          <w:szCs w:val="20"/>
-        </w:rPr>
-      </w:pPr>
-      <w:r>
-        <w:rPr>
-          <w:sz w:val="20"/>
-          <w:szCs w:val="20"/>
+        <w:spacing w:before="0" w:after="120" w:line="240" w:lineRule="auto"/>
+        <w:jc w:val="both"/>
+        <w:rPr>
+          <w:sz w:val="24"/>
+          <w:szCs w:val="24"/>
+        </w:rPr>
+      </w:pPr>
+      <w:r>
+        <w:rPr>
+          <w:sz w:val="24"/>
+          <w:szCs w:val="24"/>
           <w:rtl w:val="0"/>
         </w:rPr>
         <w:t>3.5. В случае невозможности исполнения, возникшей по вине Заказчика, услуги подлежат оплате в полном объеме.</w:t>
@@ -918,17 +815,17 @@
     <w:p>
       <w:pPr>
         <w:shd w:val="clear" w:fill="FFFFFF"/>
-        <w:spacing w:before="240" w:after="240"/>
-        <w:jc w:val="both"/>
-        <w:rPr>
-          <w:sz w:val="20"/>
-          <w:szCs w:val="20"/>
-        </w:rPr>
-      </w:pPr>
-      <w:r>
-        <w:rPr>
-          <w:sz w:val="20"/>
-          <w:szCs w:val="20"/>
+        <w:spacing w:before="0" w:after="120" w:line="240" w:lineRule="auto"/>
+        <w:jc w:val="both"/>
+        <w:rPr>
+          <w:sz w:val="24"/>
+          <w:szCs w:val="24"/>
+        </w:rPr>
+      </w:pPr>
+      <w:r>
+        <w:rPr>
+          <w:sz w:val="24"/>
+          <w:szCs w:val="24"/>
           <w:rtl w:val="0"/>
         </w:rPr>
         <w:t>3.6. В случае, когда невозможность исполнения возникла по обстоятельствам, за которые ни одна из Сторон не отвечает, Заказчик возмещает Исполнителю фактически понесенные им расходы.</w:t>
@@ -936,18 +833,21 @@
     </w:p>
     <w:p>
       <w:pPr>
-        <w:shd w:val="clear" w:fill="FFFFFF"/>
-        <w:spacing w:before="240" w:after="240"/>
+        <w:keepNext/>
+        <w:shd w:val="clear" w:fill="FFFFFF"/>
+        <w:spacing w:before="240" w:after="120" w:line="240" w:lineRule="auto"/>
         <w:jc w:val="center"/>
         <w:rPr>
-          <w:sz w:val="20"/>
-          <w:szCs w:val="20"/>
-        </w:rPr>
-      </w:pPr>
-      <w:r>
-        <w:rPr>
-          <w:sz w:val="20"/>
-          <w:szCs w:val="20"/>
+          <w:sz w:val="24"/>
+          <w:szCs w:val="24"/>
+        </w:rPr>
+      </w:pPr>
+      <w:r>
+        <w:rPr>
+          <w:b/>
+          <w:bCs/>
+          <w:sz w:val="24"/>
+          <w:szCs w:val="24"/>
           <w:rtl w:val="0"/>
         </w:rPr>
         <w:t>4. Односторонний отказ от исполнения договора</w:t>
@@ -956,17 +856,17 @@
     <w:p>
       <w:pPr>
         <w:shd w:val="clear" w:fill="FFFFFF"/>
-        <w:spacing w:before="240" w:after="240"/>
-        <w:jc w:val="both"/>
-        <w:rPr>
-          <w:sz w:val="20"/>
-          <w:szCs w:val="20"/>
-        </w:rPr>
-      </w:pPr>
-      <w:r>
-        <w:rPr>
-          <w:sz w:val="20"/>
-          <w:szCs w:val="20"/>
+        <w:spacing w:before="0" w:after="120" w:line="240" w:lineRule="auto"/>
+        <w:jc w:val="both"/>
+        <w:rPr>
+          <w:sz w:val="24"/>
+          <w:szCs w:val="24"/>
+        </w:rPr>
+      </w:pPr>
+      <w:r>
+        <w:rPr>
+          <w:sz w:val="24"/>
+          <w:szCs w:val="24"/>
           <w:rtl w:val="0"/>
         </w:rPr>
         <w:t>4.1. Заказчик вправе отказаться от исполнения настоящего договора при условии оплаты Исполнителю фактически понесенных им расходов.</w:t>
@@ -975,17 +875,17 @@
     <w:p>
       <w:pPr>
         <w:shd w:val="clear" w:fill="FFFFFF"/>
-        <w:spacing w:before="240" w:after="240"/>
-        <w:jc w:val="both"/>
-        <w:rPr>
-          <w:sz w:val="20"/>
-          <w:szCs w:val="20"/>
-        </w:rPr>
-      </w:pPr>
-      <w:r>
-        <w:rPr>
-          <w:sz w:val="20"/>
-          <w:szCs w:val="20"/>
+        <w:spacing w:before="0" w:after="120" w:line="240" w:lineRule="auto"/>
+        <w:jc w:val="both"/>
+        <w:rPr>
+          <w:sz w:val="24"/>
+          <w:szCs w:val="24"/>
+        </w:rPr>
+      </w:pPr>
+      <w:r>
+        <w:rPr>
+          <w:sz w:val="24"/>
+          <w:szCs w:val="24"/>
           <w:rtl w:val="0"/>
         </w:rPr>
         <w:t>4.2. Исполнитель вправе отказаться от исполнения обязательств по настоящему договору лишь при условии полного возмещения Заказчику убытков.</w:t>
@@ -994,17 +894,17 @@
     <w:p>
       <w:pPr>
         <w:shd w:val="clear" w:fill="FFFFFF"/>
-        <w:spacing w:before="240" w:after="240"/>
-        <w:jc w:val="both"/>
-        <w:rPr>
-          <w:sz w:val="20"/>
-          <w:szCs w:val="20"/>
-        </w:rPr>
-      </w:pPr>
-      <w:r>
-        <w:rPr>
-          <w:sz w:val="20"/>
-          <w:szCs w:val="20"/>
+        <w:spacing w:before="0" w:after="120" w:line="240" w:lineRule="auto"/>
+        <w:jc w:val="both"/>
+        <w:rPr>
+          <w:sz w:val="24"/>
+          <w:szCs w:val="24"/>
+        </w:rPr>
+      </w:pPr>
+      <w:r>
+        <w:rPr>
+          <w:sz w:val="24"/>
+          <w:szCs w:val="24"/>
           <w:rtl w:val="0"/>
         </w:rPr>
         <w:t xml:space="preserve">4.3. В случае одностороннего отказа Стороны от исполнения настоящего договора Сторона, отказавшаяся от исполнения договора, в соответствии с частью 3 статьи 310 Гражданского кодекса Российской Федерации выплачивает другой Стороне денежную сумму в размере {{exit_fee}} рублей в качестве компенсации за досрочное прекращение договора.</w:t>
@@ -1012,18 +912,21 @@
     </w:p>
     <w:p>
       <w:pPr>
-        <w:shd w:val="clear" w:fill="FFFFFF"/>
-        <w:spacing w:before="240" w:after="240"/>
+        <w:keepNext/>
+        <w:shd w:val="clear" w:fill="FFFFFF"/>
+        <w:spacing w:before="240" w:after="120" w:line="240" w:lineRule="auto"/>
         <w:jc w:val="center"/>
         <w:rPr>
-          <w:sz w:val="20"/>
-          <w:szCs w:val="20"/>
-        </w:rPr>
-      </w:pPr>
-      <w:r>
-        <w:rPr>
-          <w:sz w:val="20"/>
-          <w:szCs w:val="20"/>
+          <w:sz w:val="24"/>
+          <w:szCs w:val="24"/>
+        </w:rPr>
+      </w:pPr>
+      <w:r>
+        <w:rPr>
+          <w:b/>
+          <w:bCs/>
+          <w:sz w:val="24"/>
+          <w:szCs w:val="24"/>
           <w:rtl w:val="0"/>
         </w:rPr>
         <w:t>5. Ответственность сторон</w:t>
@@ -1032,17 +935,17 @@
     <w:p>
       <w:pPr>
         <w:shd w:val="clear" w:fill="FFFFFF"/>
-        <w:spacing w:before="240" w:after="240"/>
-        <w:jc w:val="both"/>
-        <w:rPr>
-          <w:sz w:val="20"/>
-          <w:szCs w:val="20"/>
-        </w:rPr>
-      </w:pPr>
-      <w:r>
-        <w:rPr>
-          <w:sz w:val="20"/>
-          <w:szCs w:val="20"/>
+        <w:spacing w:before="0" w:after="120" w:line="240" w:lineRule="auto"/>
+        <w:jc w:val="both"/>
+        <w:rPr>
+          <w:sz w:val="24"/>
+          <w:szCs w:val="24"/>
+        </w:rPr>
+      </w:pPr>
+      <w:r>
+        <w:rPr>
+          <w:sz w:val="24"/>
+          <w:szCs w:val="24"/>
           <w:rtl w:val="0"/>
         </w:rPr>
         <w:t>5.1. В случае неисполнения или ненадлежащего исполнения своих обязательств по настоящему договору Стороны несут ответственность в соответствии с действующим законодательством Российской Федерации.</w:t>
@@ -1051,17 +954,17 @@
     <w:p>
       <w:pPr>
         <w:shd w:val="clear" w:fill="FFFFFF"/>
-        <w:spacing w:before="240" w:after="240"/>
-        <w:jc w:val="both"/>
-        <w:rPr>
-          <w:sz w:val="20"/>
-          <w:szCs w:val="20"/>
-        </w:rPr>
-      </w:pPr>
-      <w:r>
-        <w:rPr>
-          <w:sz w:val="20"/>
-          <w:szCs w:val="20"/>
+        <w:spacing w:before="0" w:after="120" w:line="240" w:lineRule="auto"/>
+        <w:jc w:val="both"/>
+        <w:rPr>
+          <w:sz w:val="24"/>
+          <w:szCs w:val="24"/>
+        </w:rPr>
+      </w:pPr>
+      <w:r>
+        <w:rPr>
+          <w:sz w:val="24"/>
+          <w:szCs w:val="24"/>
           <w:rtl w:val="0"/>
         </w:rPr>
         <w:t xml:space="preserve">5.2. За нарушение срока оказания услуг, установленного п. 1.4 настоящего договора, Исполнитель уплачивает Заказчику штраф в размере {{delay_fine}} процентов от стоимости оказываемых услуг.</w:t>
@@ -1070,17 +973,17 @@
     <w:p>
       <w:pPr>
         <w:shd w:val="clear" w:fill="FFFFFF"/>
-        <w:spacing w:before="240" w:after="240"/>
-        <w:jc w:val="both"/>
-        <w:rPr>
-          <w:sz w:val="20"/>
-          <w:szCs w:val="20"/>
-        </w:rPr>
-      </w:pPr>
-      <w:r>
-        <w:rPr>
-          <w:sz w:val="20"/>
-          <w:szCs w:val="20"/>
+        <w:spacing w:before="0" w:after="120" w:line="240" w:lineRule="auto"/>
+        <w:jc w:val="both"/>
+        <w:rPr>
+          <w:sz w:val="24"/>
+          <w:szCs w:val="24"/>
+        </w:rPr>
+      </w:pPr>
+      <w:r>
+        <w:rPr>
+          <w:sz w:val="24"/>
+          <w:szCs w:val="24"/>
           <w:rtl w:val="0"/>
         </w:rPr>
         <w:t xml:space="preserve">5.3. За нарушение сроков оплаты оказанных услуг Заказчик уплачивает Исполнителю неустойку в размере {{late_penalty}} процентов от суммы долга за каждый день просрочки.</w:t>
@@ -1088,18 +991,21 @@
     </w:p>
     <w:p>
       <w:pPr>
-        <w:shd w:val="clear" w:fill="FFFFFF"/>
-        <w:spacing w:before="240" w:after="240"/>
+        <w:keepNext/>
+        <w:shd w:val="clear" w:fill="FFFFFF"/>
+        <w:spacing w:before="240" w:after="120" w:line="240" w:lineRule="auto"/>
         <w:jc w:val="center"/>
         <w:rPr>
-          <w:sz w:val="20"/>
-          <w:szCs w:val="20"/>
-        </w:rPr>
-      </w:pPr>
-      <w:r>
-        <w:rPr>
-          <w:sz w:val="20"/>
-          <w:szCs w:val="20"/>
+          <w:sz w:val="24"/>
+          <w:szCs w:val="24"/>
+        </w:rPr>
+      </w:pPr>
+      <w:r>
+        <w:rPr>
+          <w:b/>
+          <w:bCs/>
+          <w:sz w:val="24"/>
+          <w:szCs w:val="24"/>
           <w:rtl w:val="0"/>
         </w:rPr>
         <w:t>6. Порядок разрешения споров</w:t>
@@ -1108,17 +1014,17 @@
     <w:p>
       <w:pPr>
         <w:shd w:val="clear" w:fill="FFFFFF"/>
-        <w:spacing w:before="240" w:after="240"/>
-        <w:jc w:val="both"/>
-        <w:rPr>
-          <w:sz w:val="20"/>
-          <w:szCs w:val="20"/>
-        </w:rPr>
-      </w:pPr>
-      <w:r>
-        <w:rPr>
-          <w:sz w:val="20"/>
-          <w:szCs w:val="20"/>
+        <w:spacing w:before="0" w:after="120" w:line="240" w:lineRule="auto"/>
+        <w:jc w:val="both"/>
+        <w:rPr>
+          <w:sz w:val="24"/>
+          <w:szCs w:val="24"/>
+        </w:rPr>
+      </w:pPr>
+      <w:r>
+        <w:rPr>
+          <w:sz w:val="24"/>
+          <w:szCs w:val="24"/>
           <w:rtl w:val="0"/>
         </w:rPr>
         <w:t>6.1. Споры и разногласия, которые могут возникнуть при исполнении настоящего договора, будут по возможности разрешаться путем переговоров между Сторонами.</w:t>
@@ -1127,17 +1033,17 @@
     <w:p>
       <w:pPr>
         <w:shd w:val="clear" w:fill="FFFFFF"/>
-        <w:spacing w:before="240" w:after="240"/>
-        <w:jc w:val="both"/>
-        <w:rPr>
-          <w:sz w:val="20"/>
-          <w:szCs w:val="20"/>
-        </w:rPr>
-      </w:pPr>
-      <w:r>
-        <w:rPr>
-          <w:sz w:val="20"/>
-          <w:szCs w:val="20"/>
+        <w:spacing w:before="0" w:after="120" w:line="240" w:lineRule="auto"/>
+        <w:jc w:val="both"/>
+        <w:rPr>
+          <w:sz w:val="24"/>
+          <w:szCs w:val="24"/>
+        </w:rPr>
+      </w:pPr>
+      <w:r>
+        <w:rPr>
+          <w:sz w:val="24"/>
+          <w:szCs w:val="24"/>
           <w:rtl w:val="0"/>
         </w:rPr>
         <w:t>6.2. В случае если Стороны не придут к соглашению, споры разрешаются в судебном порядке в соответствии с действующим законодательством Российской Федерации.</w:t>
@@ -1145,18 +1051,21 @@
     </w:p>
     <w:p>
       <w:pPr>
-        <w:shd w:val="clear" w:fill="FFFFFF"/>
-        <w:spacing w:before="240" w:after="240"/>
+        <w:keepNext/>
+        <w:shd w:val="clear" w:fill="FFFFFF"/>
+        <w:spacing w:before="240" w:after="120" w:line="240" w:lineRule="auto"/>
         <w:jc w:val="center"/>
         <w:rPr>
-          <w:sz w:val="20"/>
-          <w:szCs w:val="20"/>
-        </w:rPr>
-      </w:pPr>
-      <w:r>
-        <w:rPr>
-          <w:sz w:val="20"/>
-          <w:szCs w:val="20"/>
+          <w:sz w:val="24"/>
+          <w:szCs w:val="24"/>
+        </w:rPr>
+      </w:pPr>
+      <w:r>
+        <w:rPr>
+          <w:b/>
+          <w:bCs/>
+          <w:sz w:val="24"/>
+          <w:szCs w:val="24"/>
           <w:rtl w:val="0"/>
         </w:rPr>
         <w:t>7. Заключительные положения</w:t>
@@ -1165,17 +1074,17 @@
     <w:p>
       <w:pPr>
         <w:shd w:val="clear" w:fill="FFFFFF"/>
-        <w:spacing w:before="240" w:after="240"/>
-        <w:jc w:val="both"/>
-        <w:rPr>
-          <w:sz w:val="20"/>
-          <w:szCs w:val="20"/>
-        </w:rPr>
-      </w:pPr>
-      <w:r>
-        <w:rPr>
-          <w:sz w:val="20"/>
-          <w:szCs w:val="20"/>
+        <w:spacing w:before="0" w:after="120" w:line="240" w:lineRule="auto"/>
+        <w:jc w:val="both"/>
+        <w:rPr>
+          <w:sz w:val="24"/>
+          <w:szCs w:val="24"/>
+        </w:rPr>
+      </w:pPr>
+      <w:r>
+        <w:rPr>
+          <w:sz w:val="24"/>
+          <w:szCs w:val="24"/>
           <w:rtl w:val="0"/>
         </w:rPr>
         <w:t>7.1. Настоящий договор составлен в двух экземплярах, имеющих одинаковую юридическую силу, - по одному экземпляру для каждой из Сторон.</w:t>
@@ -1184,17 +1093,17 @@
     <w:p>
       <w:pPr>
         <w:shd w:val="clear" w:fill="FFFFFF"/>
-        <w:spacing w:before="240" w:after="240"/>
-        <w:jc w:val="both"/>
-        <w:rPr>
-          <w:sz w:val="20"/>
-          <w:szCs w:val="20"/>
-        </w:rPr>
-      </w:pPr>
-      <w:r>
-        <w:rPr>
-          <w:sz w:val="20"/>
-          <w:szCs w:val="20"/>
+        <w:spacing w:before="0" w:after="120" w:line="240" w:lineRule="auto"/>
+        <w:jc w:val="both"/>
+        <w:rPr>
+          <w:sz w:val="24"/>
+          <w:szCs w:val="24"/>
+        </w:rPr>
+      </w:pPr>
+      <w:r>
+        <w:rPr>
+          <w:sz w:val="24"/>
+          <w:szCs w:val="24"/>
           <w:rtl w:val="0"/>
         </w:rPr>
         <w:t>7.2. Договор вступает в силу с момента подписания и действует до полного выполнения обязательств по настоящему договору.</w:t>
@@ -1203,17 +1112,17 @@
     <w:p>
       <w:pPr>
         <w:shd w:val="clear" w:fill="FFFFFF"/>
-        <w:spacing w:before="240" w:after="240"/>
-        <w:jc w:val="both"/>
-        <w:rPr>
-          <w:sz w:val="20"/>
-          <w:szCs w:val="20"/>
-        </w:rPr>
-      </w:pPr>
-      <w:r>
-        <w:rPr>
-          <w:sz w:val="20"/>
-          <w:szCs w:val="20"/>
+        <w:spacing w:before="0" w:after="120" w:line="240" w:lineRule="auto"/>
+        <w:jc w:val="both"/>
+        <w:rPr>
+          <w:sz w:val="24"/>
+          <w:szCs w:val="24"/>
+        </w:rPr>
+      </w:pPr>
+      <w:r>
+        <w:rPr>
+          <w:sz w:val="24"/>
+          <w:szCs w:val="24"/>
           <w:rtl w:val="0"/>
         </w:rPr>
         <w:t>7.3. Все изменения и дополнения к настоящему договору оформляются дополнительными соглашениями Сторон в письменной форме, которые являются неотъемлемой частью настоящего договора.</w:t>
@@ -1222,17 +1131,17 @@
     <w:p>
       <w:pPr>
         <w:shd w:val="clear" w:fill="FFFFFF"/>
-        <w:spacing w:before="240" w:after="240"/>
-        <w:jc w:val="both"/>
-        <w:rPr>
-          <w:sz w:val="20"/>
-          <w:szCs w:val="20"/>
-        </w:rPr>
-      </w:pPr>
-      <w:r>
-        <w:rPr>
-          <w:sz w:val="20"/>
-          <w:szCs w:val="20"/>
+        <w:spacing w:before="0" w:after="120" w:line="240" w:lineRule="auto"/>
+        <w:jc w:val="both"/>
+        <w:rPr>
+          <w:sz w:val="24"/>
+          <w:szCs w:val="24"/>
+        </w:rPr>
+      </w:pPr>
+      <w:r>
+        <w:rPr>
+          <w:sz w:val="24"/>
+          <w:szCs w:val="24"/>
           <w:rtl w:val="0"/>
         </w:rPr>
         <w:t>7.4. Заявления, уведомления, извещения, требования или иные юридически значимые сообщения, с которыми договор связывает гражданско-правовые последствия для Сторон настоящего договора, влекут для этого лица такие последствия с момента доставки соответствующего сообщения Стороне или ее представителю.</w:t>
@@ -1241,17 +1150,17 @@
     <w:p>
       <w:pPr>
         <w:shd w:val="clear" w:fill="FFFFFF"/>
-        <w:spacing w:before="240" w:after="240"/>
-        <w:jc w:val="both"/>
-        <w:rPr>
-          <w:sz w:val="20"/>
-          <w:szCs w:val="20"/>
-        </w:rPr>
-      </w:pPr>
-      <w:r>
-        <w:rPr>
-          <w:sz w:val="20"/>
-          <w:szCs w:val="20"/>
+        <w:spacing w:before="0" w:after="120" w:line="240" w:lineRule="auto"/>
+        <w:jc w:val="both"/>
+        <w:rPr>
+          <w:sz w:val="24"/>
+          <w:szCs w:val="24"/>
+        </w:rPr>
+      </w:pPr>
+      <w:r>
+        <w:rPr>
+          <w:sz w:val="24"/>
+          <w:szCs w:val="24"/>
           <w:rtl w:val="0"/>
         </w:rPr>
         <w:t xml:space="preserve">Юридически значимые сообщения подлежат передаче путем {{notice_channel}}.</w:t>
@@ -1260,17 +1169,17 @@
     <w:p>
       <w:pPr>
         <w:shd w:val="clear" w:fill="FFFFFF"/>
-        <w:spacing w:before="240" w:after="240"/>
-        <w:jc w:val="both"/>
-        <w:rPr>
-          <w:sz w:val="20"/>
-          <w:szCs w:val="20"/>
-        </w:rPr>
-      </w:pPr>
-      <w:r>
-        <w:rPr>
-          <w:sz w:val="20"/>
-          <w:szCs w:val="20"/>
+        <w:spacing w:before="0" w:after="120" w:line="240" w:lineRule="auto"/>
+        <w:jc w:val="both"/>
+        <w:rPr>
+          <w:sz w:val="24"/>
+          <w:szCs w:val="24"/>
+        </w:rPr>
+      </w:pPr>
+      <w:r>
+        <w:rPr>
+          <w:sz w:val="24"/>
+          <w:szCs w:val="24"/>
           <w:rtl w:val="0"/>
         </w:rPr>
         <w:t>Сообщение считается доставленным и в тех случаях если оно поступило Стороне, которой оно направлено, но по обстоятельствам, зависящим от нее, не было ей вручено или Сторона не ознакомилась с ним.</w:t>
@@ -1279,17 +1188,17 @@
     <w:p>
       <w:pPr>
         <w:shd w:val="clear" w:fill="FFFFFF"/>
-        <w:spacing w:before="240" w:after="240"/>
-        <w:jc w:val="both"/>
-        <w:rPr>
-          <w:sz w:val="20"/>
-          <w:szCs w:val="20"/>
-        </w:rPr>
-      </w:pPr>
-      <w:r>
-        <w:rPr>
-          <w:sz w:val="20"/>
-          <w:szCs w:val="20"/>
+        <w:spacing w:before="0" w:after="120" w:line="240" w:lineRule="auto"/>
+        <w:jc w:val="both"/>
+        <w:rPr>
+          <w:sz w:val="24"/>
+          <w:szCs w:val="24"/>
+        </w:rPr>
+      </w:pPr>
+      <w:r>
+        <w:rPr>
+          <w:sz w:val="24"/>
+          <w:szCs w:val="24"/>
           <w:rtl w:val="0"/>
         </w:rPr>
         <w:t>7.5. Во всем остальном, что не предусмотрено настоящим договором, Стороны руководствуются законодательством Российской Федерации.</w:t>
@@ -1297,18 +1206,21 @@
     </w:p>
     <w:p>
       <w:pPr>
-        <w:shd w:val="clear" w:fill="FFFFFF"/>
-        <w:spacing w:before="240" w:after="240"/>
+        <w:keepNext/>
+        <w:shd w:val="clear" w:fill="FFFFFF"/>
+        <w:spacing w:before="240" w:after="120" w:line="240" w:lineRule="auto"/>
         <w:jc w:val="center"/>
         <w:rPr>
-          <w:sz w:val="20"/>
-          <w:szCs w:val="20"/>
-        </w:rPr>
-      </w:pPr>
-      <w:r>
-        <w:rPr>
-          <w:sz w:val="20"/>
-          <w:szCs w:val="20"/>
+          <w:sz w:val="24"/>
+          <w:szCs w:val="24"/>
+        </w:rPr>
+      </w:pPr>
+      <w:r>
+        <w:rPr>
+          <w:b/>
+          <w:bCs/>
+          <w:sz w:val="24"/>
+          <w:szCs w:val="24"/>
           <w:rtl w:val="0"/>
         </w:rPr>
         <w:t>8. Адреса и реквизиты сторон</w:t>
@@ -1317,7 +1229,7 @@
     <w:tbl>
       <w:tblPr>
         <w:tblStyle w:val="16"/>
-        <w:tblW w:w="9025" w:type="dxa"/>
+        <w:tblW w:w="9355" w:type="dxa"/>
         <w:tblInd w:w="0" w:type="dxa"/>
         <w:tblBorders>
           <w:top w:val="none" w:color="000000" w:sz="0" w:space="0"/>
@@ -1336,8 +1248,8 @@
         </w:tblCellMar>
       </w:tblPr>
       <w:tblGrid>
-        <w:gridCol w:w="4572"/>
-        <w:gridCol w:w="4452"/>
+        <w:gridCol w:w="4740"/>
+        <w:gridCol w:w="4615"/>
       </w:tblGrid>
       <w:tr>
         <w:tblPrEx>
@@ -1357,6 +1269,7 @@
           </w:tblCellMar>
         </w:tblPrEx>
         <w:trPr>
+          <w:cantSplit/>
           <w:trHeight w:val="3150" w:hRule="atLeast"/>
         </w:trPr>
         <w:tc>
@@ -1378,16 +1291,18 @@
           <w:p>
             <w:pPr>
               <w:widowControl w:val="0"/>
-              <w:spacing w:before="240" w:after="0" w:line="240" w:lineRule="auto"/>
-              <w:rPr>
-                <w:sz w:val="20"/>
-                <w:szCs w:val="20"/>
+              <w:spacing w:before="0" w:after="0" w:line="240" w:lineRule="auto"/>
+              <w:rPr>
+                <w:sz w:val="24"/>
+                <w:szCs w:val="24"/>
               </w:rPr>
             </w:pPr>
             <w:r>
               <w:rPr>
-                <w:sz w:val="20"/>
-                <w:szCs w:val="20"/>
+                <w:b/>
+                <w:bCs/>
+                <w:sz w:val="22"/>
+                <w:szCs w:val="22"/>
                 <w:rtl w:val="0"/>
               </w:rPr>
               <w:t>Заказчик</w:t>
@@ -1396,16 +1311,16 @@
           <w:p>
             <w:pPr>
               <w:widowControl w:val="0"/>
-              <w:spacing w:before="240" w:after="0" w:line="240" w:lineRule="auto"/>
-              <w:rPr>
-                <w:sz w:val="20"/>
-                <w:szCs w:val="20"/>
+              <w:spacing w:before="0" w:after="0" w:line="240" w:lineRule="auto"/>
+              <w:rPr>
+                <w:sz w:val="24"/>
+                <w:szCs w:val="24"/>
               </w:rPr>
             </w:pPr>
             <w:r>
               <w:rPr>
-                <w:sz w:val="20"/>
-                <w:szCs w:val="20"/>
+                <w:sz w:val="22"/>
+                <w:szCs w:val="22"/>
                 <w:rtl w:val="0"/>
               </w:rPr>
               <w:t xml:space="preserve">Наименование: {{client_name}}</w:t>
@@ -1414,16 +1329,16 @@
           <w:p>
             <w:pPr>
               <w:widowControl w:val="0"/>
-              <w:spacing w:before="240" w:after="0" w:line="240" w:lineRule="auto"/>
-              <w:rPr>
-                <w:sz w:val="20"/>
-                <w:szCs w:val="20"/>
+              <w:spacing w:before="0" w:after="0" w:line="240" w:lineRule="auto"/>
+              <w:rPr>
+                <w:sz w:val="24"/>
+                <w:szCs w:val="24"/>
               </w:rPr>
             </w:pPr>
             <w:r>
               <w:rPr>
-                <w:sz w:val="20"/>
-                <w:szCs w:val="20"/>
+                <w:sz w:val="22"/>
+                <w:szCs w:val="22"/>
                 <w:rtl w:val="0"/>
               </w:rPr>
               <w:t xml:space="preserve">ИНН {{client_inn}}, КПП {{client_kpp}}</w:t>
@@ -1432,16 +1347,16 @@
           <w:p>
             <w:pPr>
               <w:widowControl w:val="0"/>
-              <w:spacing w:before="240" w:after="0" w:line="240" w:lineRule="auto"/>
-              <w:rPr>
-                <w:sz w:val="20"/>
-                <w:szCs w:val="20"/>
+              <w:spacing w:before="0" w:after="0" w:line="240" w:lineRule="auto"/>
+              <w:rPr>
+                <w:sz w:val="24"/>
+                <w:szCs w:val="24"/>
               </w:rPr>
             </w:pPr>
             <w:r>
               <w:rPr>
-                <w:sz w:val="20"/>
-                <w:szCs w:val="20"/>
+                <w:sz w:val="22"/>
+                <w:szCs w:val="22"/>
                 <w:rtl w:val="0"/>
               </w:rPr>
               <w:t xml:space="preserve">ОГРН {{client_ogrn}}</w:t>
@@ -1450,16 +1365,16 @@
           <w:p>
             <w:pPr>
               <w:widowControl w:val="0"/>
-              <w:spacing w:before="240" w:after="0" w:line="240" w:lineRule="auto"/>
-              <w:rPr>
-                <w:sz w:val="20"/>
-                <w:szCs w:val="20"/>
+              <w:spacing w:before="0" w:after="0" w:line="240" w:lineRule="auto"/>
+              <w:rPr>
+                <w:sz w:val="24"/>
+                <w:szCs w:val="24"/>
               </w:rPr>
             </w:pPr>
             <w:r>
               <w:rPr>
-                <w:sz w:val="20"/>
-                <w:szCs w:val="20"/>
+                <w:sz w:val="22"/>
+                <w:szCs w:val="22"/>
                 <w:rtl w:val="0"/>
               </w:rPr>
               <w:t xml:space="preserve">Адрес: {{client_address}}</w:t>
@@ -1468,16 +1383,16 @@
           <w:p>
             <w:pPr>
               <w:widowControl w:val="0"/>
-              <w:spacing w:before="240" w:after="0" w:line="240" w:lineRule="auto"/>
-              <w:rPr>
-                <w:sz w:val="20"/>
-                <w:szCs w:val="20"/>
+              <w:spacing w:before="0" w:after="0" w:line="240" w:lineRule="auto"/>
+              <w:rPr>
+                <w:sz w:val="24"/>
+                <w:szCs w:val="24"/>
               </w:rPr>
             </w:pPr>
             <w:r>
               <w:rPr>
-                <w:sz w:val="20"/>
-                <w:szCs w:val="20"/>
+                <w:sz w:val="22"/>
+                <w:szCs w:val="22"/>
                 <w:rtl w:val="0"/>
               </w:rPr>
               <w:t xml:space="preserve">Р/с {{client_account}} в {{client_bank}}</w:t>
@@ -1486,16 +1401,16 @@
           <w:p>
             <w:pPr>
               <w:widowControl w:val="0"/>
-              <w:spacing w:before="240" w:after="0" w:line="240" w:lineRule="auto"/>
-              <w:rPr>
-                <w:sz w:val="20"/>
-                <w:szCs w:val="20"/>
+              <w:spacing w:before="0" w:after="0" w:line="240" w:lineRule="auto"/>
+              <w:rPr>
+                <w:sz w:val="24"/>
+                <w:szCs w:val="24"/>
               </w:rPr>
             </w:pPr>
             <w:r>
               <w:rPr>
-                <w:sz w:val="20"/>
-                <w:szCs w:val="20"/>
+                <w:sz w:val="22"/>
+                <w:szCs w:val="22"/>
                 <w:rtl w:val="0"/>
               </w:rPr>
               <w:t xml:space="preserve">К/с {{client_corr_account}}, БИК {{client_bic}}</w:t>
@@ -1504,16 +1419,16 @@
           <w:p>
             <w:pPr>
               <w:widowControl w:val="0"/>
-              <w:spacing w:before="240" w:after="0" w:line="240" w:lineRule="auto"/>
-              <w:rPr>
-                <w:sz w:val="20"/>
-                <w:szCs w:val="20"/>
+              <w:spacing w:before="0" w:after="0" w:line="240" w:lineRule="auto"/>
+              <w:rPr>
+                <w:sz w:val="24"/>
+                <w:szCs w:val="24"/>
               </w:rPr>
             </w:pPr>
             <w:r>
               <w:rPr>
-                <w:sz w:val="20"/>
-                <w:szCs w:val="20"/>
+                <w:sz w:val="22"/>
+                <w:szCs w:val="22"/>
                 <w:rtl w:val="0"/>
               </w:rPr>
               <w:t xml:space="preserve">Тел. {{client_phone}}, эл. почта {{client_email}}</w:t>
@@ -1522,16 +1437,16 @@
           <w:p>
             <w:pPr>
               <w:widowControl w:val="0"/>
-              <w:spacing w:before="240" w:after="0" w:line="240" w:lineRule="auto"/>
-              <w:rPr>
-                <w:sz w:val="20"/>
-                <w:szCs w:val="20"/>
+              <w:spacing w:before="0" w:after="0" w:line="240" w:lineRule="auto"/>
+              <w:rPr>
+                <w:sz w:val="24"/>
+                <w:szCs w:val="24"/>
               </w:rPr>
             </w:pPr>
             <w:r>
               <w:rPr>
-                <w:sz w:val="20"/>
-                <w:szCs w:val="20"/>
+                <w:sz w:val="22"/>
+                <w:szCs w:val="22"/>
                 <w:rtl w:val="0"/>
               </w:rPr>
               <w:t xml:space="preserve"/>
@@ -1540,16 +1455,16 @@
           <w:p>
             <w:pPr>
               <w:widowControl w:val="0"/>
-              <w:spacing w:before="240" w:after="0" w:line="240" w:lineRule="auto"/>
-              <w:rPr>
-                <w:sz w:val="20"/>
-                <w:szCs w:val="20"/>
+              <w:spacing w:before="360" w:after="0" w:line="240" w:lineRule="auto"/>
+              <w:rPr>
+                <w:sz w:val="24"/>
+                <w:szCs w:val="24"/>
               </w:rPr>
             </w:pPr>
             <w:r>
               <w:rPr>
-                <w:sz w:val="20"/>
-                <w:szCs w:val="20"/>
+                <w:sz w:val="22"/>
+                <w:szCs w:val="22"/>
                 <w:rtl w:val="0"/>
               </w:rPr>
               <w:t xml:space="preserve">________________ / {{client_director}}</w:t>
@@ -1558,52 +1473,16 @@
           <w:p>
             <w:pPr>
               <w:widowControl w:val="0"/>
-              <w:spacing w:before="240" w:after="0" w:line="240" w:lineRule="auto"/>
-              <w:rPr>
-                <w:sz w:val="20"/>
-                <w:szCs w:val="20"/>
+              <w:spacing w:before="120" w:after="0" w:line="240" w:lineRule="auto"/>
+              <w:rPr>
+                <w:sz w:val="24"/>
+                <w:szCs w:val="24"/>
               </w:rPr>
             </w:pPr>
             <w:r>
               <w:rPr>
-                <w:sz w:val="20"/>
-                <w:szCs w:val="20"/>
-                <w:rtl w:val="0"/>
-              </w:rPr>
-              <w:t xml:space="preserve"> </w:t>
-            </w:r>
-          </w:p>
-          <w:p>
-            <w:pPr>
-              <w:widowControl w:val="0"/>
-              <w:spacing w:before="240" w:after="0" w:line="240" w:lineRule="auto"/>
-              <w:rPr>
-                <w:sz w:val="20"/>
-                <w:szCs w:val="20"/>
-              </w:rPr>
-            </w:pPr>
-            <w:r>
-              <w:rPr>
-                <w:sz w:val="20"/>
-                <w:szCs w:val="20"/>
-                <w:rtl w:val="0"/>
-              </w:rPr>
-              <w:t xml:space="preserve"> </w:t>
-            </w:r>
-          </w:p>
-          <w:p>
-            <w:pPr>
-              <w:widowControl w:val="0"/>
-              <w:spacing w:before="240" w:after="0" w:line="240" w:lineRule="auto"/>
-              <w:rPr>
-                <w:sz w:val="20"/>
-                <w:szCs w:val="20"/>
-              </w:rPr>
-            </w:pPr>
-            <w:r>
-              <w:rPr>
-                <w:sz w:val="20"/>
-                <w:szCs w:val="20"/>
+                <w:sz w:val="22"/>
+                <w:szCs w:val="22"/>
                 <w:rtl w:val="0"/>
               </w:rPr>
               <w:t>М. П.</w:t>
@@ -1629,16 +1508,18 @@
           <w:p>
             <w:pPr>
               <w:widowControl w:val="0"/>
-              <w:spacing w:before="240" w:after="0" w:line="240" w:lineRule="auto"/>
-              <w:rPr>
-                <w:sz w:val="20"/>
-                <w:szCs w:val="20"/>
+              <w:spacing w:before="0" w:after="0" w:line="240" w:lineRule="auto"/>
+              <w:rPr>
+                <w:sz w:val="24"/>
+                <w:szCs w:val="24"/>
               </w:rPr>
             </w:pPr>
             <w:r>
               <w:rPr>
-                <w:sz w:val="20"/>
-                <w:szCs w:val="20"/>
+                <w:b/>
+                <w:bCs/>
+                <w:sz w:val="22"/>
+                <w:szCs w:val="22"/>
                 <w:rtl w:val="0"/>
               </w:rPr>
               <w:t>Исполнитель</w:t>
@@ -1647,16 +1528,16 @@
           <w:p>
             <w:pPr>
               <w:widowControl w:val="0"/>
-              <w:spacing w:before="240" w:after="0" w:line="240" w:lineRule="auto"/>
-              <w:rPr>
-                <w:sz w:val="20"/>
-                <w:szCs w:val="20"/>
+              <w:spacing w:before="0" w:after="0" w:line="240" w:lineRule="auto"/>
+              <w:rPr>
+                <w:sz w:val="24"/>
+                <w:szCs w:val="24"/>
               </w:rPr>
             </w:pPr>
             <w:r>
               <w:rPr>
-                <w:sz w:val="20"/>
-                <w:szCs w:val="20"/>
+                <w:sz w:val="22"/>
+                <w:szCs w:val="22"/>
                 <w:rtl w:val="0"/>
               </w:rPr>
               <w:t xml:space="preserve">Наименование: {{seller_name}}</w:t>
@@ -1665,16 +1546,16 @@
           <w:p>
             <w:pPr>
               <w:widowControl w:val="0"/>
-              <w:spacing w:before="240" w:after="0" w:line="240" w:lineRule="auto"/>
-              <w:rPr>
-                <w:sz w:val="20"/>
-                <w:szCs w:val="20"/>
+              <w:spacing w:before="0" w:after="0" w:line="240" w:lineRule="auto"/>
+              <w:rPr>
+                <w:sz w:val="24"/>
+                <w:szCs w:val="24"/>
               </w:rPr>
             </w:pPr>
             <w:r>
               <w:rPr>
-                <w:sz w:val="20"/>
-                <w:szCs w:val="20"/>
+                <w:sz w:val="22"/>
+                <w:szCs w:val="22"/>
                 <w:rtl w:val="0"/>
               </w:rPr>
               <w:t xml:space="preserve">ИНН {{seller_inn}}, КПП {{seller_kpp}}</w:t>
@@ -1683,16 +1564,16 @@
           <w:p>
             <w:pPr>
               <w:widowControl w:val="0"/>
-              <w:spacing w:before="240" w:after="0" w:line="240" w:lineRule="auto"/>
-              <w:rPr>
-                <w:sz w:val="20"/>
-                <w:szCs w:val="20"/>
+              <w:spacing w:before="0" w:after="0" w:line="240" w:lineRule="auto"/>
+              <w:rPr>
+                <w:sz w:val="24"/>
+                <w:szCs w:val="24"/>
               </w:rPr>
             </w:pPr>
             <w:r>
               <w:rPr>
-                <w:sz w:val="20"/>
-                <w:szCs w:val="20"/>
+                <w:sz w:val="22"/>
+                <w:szCs w:val="22"/>
                 <w:rtl w:val="0"/>
               </w:rPr>
               <w:t xml:space="preserve">ОГРН {{seller_ogrn}}</w:t>
@@ -1701,16 +1582,16 @@
           <w:p>
             <w:pPr>
               <w:widowControl w:val="0"/>
-              <w:spacing w:before="240" w:after="0" w:line="240" w:lineRule="auto"/>
-              <w:rPr>
-                <w:sz w:val="20"/>
-                <w:szCs w:val="20"/>
+              <w:spacing w:before="0" w:after="0" w:line="240" w:lineRule="auto"/>
+              <w:rPr>
+                <w:sz w:val="24"/>
+                <w:szCs w:val="24"/>
               </w:rPr>
             </w:pPr>
             <w:r>
               <w:rPr>
-                <w:sz w:val="20"/>
-                <w:szCs w:val="20"/>
+                <w:sz w:val="22"/>
+                <w:szCs w:val="22"/>
                 <w:rtl w:val="0"/>
               </w:rPr>
               <w:t xml:space="preserve">Адрес: {{seller_address}}</w:t>
@@ -1719,16 +1600,16 @@
           <w:p>
             <w:pPr>
               <w:widowControl w:val="0"/>
-              <w:spacing w:before="240" w:after="0" w:line="240" w:lineRule="auto"/>
-              <w:rPr>
-                <w:sz w:val="20"/>
-                <w:szCs w:val="20"/>
+              <w:spacing w:before="0" w:after="0" w:line="240" w:lineRule="auto"/>
+              <w:rPr>
+                <w:sz w:val="24"/>
+                <w:szCs w:val="24"/>
               </w:rPr>
             </w:pPr>
             <w:r>
               <w:rPr>
-                <w:sz w:val="20"/>
-                <w:szCs w:val="20"/>
+                <w:sz w:val="22"/>
+                <w:szCs w:val="22"/>
                 <w:rtl w:val="0"/>
               </w:rPr>
               <w:t xml:space="preserve">Р/с {{seller_account}} в {{seller_bank}}</w:t>
@@ -1737,16 +1618,16 @@
           <w:p>
             <w:pPr>
               <w:widowControl w:val="0"/>
-              <w:spacing w:before="240" w:after="0" w:line="240" w:lineRule="auto"/>
-              <w:rPr>
-                <w:sz w:val="20"/>
-                <w:szCs w:val="20"/>
+              <w:spacing w:before="0" w:after="0" w:line="240" w:lineRule="auto"/>
+              <w:rPr>
+                <w:sz w:val="24"/>
+                <w:szCs w:val="24"/>
               </w:rPr>
             </w:pPr>
             <w:r>
               <w:rPr>
-                <w:sz w:val="20"/>
-                <w:szCs w:val="20"/>
+                <w:sz w:val="22"/>
+                <w:szCs w:val="22"/>
                 <w:rtl w:val="0"/>
               </w:rPr>
               <w:t xml:space="preserve">К/с {{seller_corr_account}}, БИК {{seller_bic}}</w:t>
@@ -1755,16 +1636,16 @@
           <w:p>
             <w:pPr>
               <w:widowControl w:val="0"/>
-              <w:spacing w:before="240" w:after="0" w:line="240" w:lineRule="auto"/>
-              <w:rPr>
-                <w:sz w:val="20"/>
-                <w:szCs w:val="20"/>
+              <w:spacing w:before="0" w:after="0" w:line="240" w:lineRule="auto"/>
+              <w:rPr>
+                <w:sz w:val="24"/>
+                <w:szCs w:val="24"/>
               </w:rPr>
             </w:pPr>
             <w:r>
               <w:rPr>
-                <w:sz w:val="20"/>
-                <w:szCs w:val="20"/>
+                <w:sz w:val="22"/>
+                <w:szCs w:val="22"/>
                 <w:rtl w:val="0"/>
               </w:rPr>
               <w:t xml:space="preserve">Тел. {{seller_phone}}, эл. почта {{seller_email}}</w:t>
@@ -1773,16 +1654,16 @@
           <w:p>
             <w:pPr>
               <w:widowControl w:val="0"/>
-              <w:spacing w:before="240" w:after="0" w:line="240" w:lineRule="auto"/>
-              <w:rPr>
-                <w:sz w:val="20"/>
-                <w:szCs w:val="20"/>
+              <w:spacing w:before="0" w:after="0" w:line="240" w:lineRule="auto"/>
+              <w:rPr>
+                <w:sz w:val="24"/>
+                <w:szCs w:val="24"/>
               </w:rPr>
             </w:pPr>
             <w:r>
               <w:rPr>
-                <w:sz w:val="20"/>
-                <w:szCs w:val="20"/>
+                <w:sz w:val="22"/>
+                <w:szCs w:val="22"/>
                 <w:rtl w:val="0"/>
               </w:rPr>
               <w:t xml:space="preserve"/>
@@ -1791,16 +1672,16 @@
           <w:p>
             <w:pPr>
               <w:widowControl w:val="0"/>
-              <w:spacing w:before="240" w:after="0" w:line="240" w:lineRule="auto"/>
-              <w:rPr>
-                <w:sz w:val="20"/>
-                <w:szCs w:val="20"/>
+              <w:spacing w:before="360" w:after="0" w:line="240" w:lineRule="auto"/>
+              <w:rPr>
+                <w:sz w:val="24"/>
+                <w:szCs w:val="24"/>
               </w:rPr>
             </w:pPr>
             <w:r>
               <w:rPr>
-                <w:sz w:val="20"/>
-                <w:szCs w:val="20"/>
+                <w:sz w:val="22"/>
+                <w:szCs w:val="22"/>
                 <w:rtl w:val="0"/>
               </w:rPr>
               <w:t xml:space="preserve">________________ / {{seller_director}}</w:t>
@@ -1809,52 +1690,16 @@
           <w:p>
             <w:pPr>
               <w:widowControl w:val="0"/>
-              <w:spacing w:before="240" w:after="0" w:line="240" w:lineRule="auto"/>
-              <w:rPr>
-                <w:sz w:val="20"/>
-                <w:szCs w:val="20"/>
+              <w:spacing w:before="120" w:after="0" w:line="240" w:lineRule="auto"/>
+              <w:rPr>
+                <w:sz w:val="24"/>
+                <w:szCs w:val="24"/>
               </w:rPr>
             </w:pPr>
             <w:r>
               <w:rPr>
-                <w:sz w:val="20"/>
-                <w:szCs w:val="20"/>
-                <w:rtl w:val="0"/>
-              </w:rPr>
-              <w:t xml:space="preserve"> </w:t>
-            </w:r>
-          </w:p>
-          <w:p>
-            <w:pPr>
-              <w:widowControl w:val="0"/>
-              <w:spacing w:before="240" w:after="0" w:line="240" w:lineRule="auto"/>
-              <w:rPr>
-                <w:sz w:val="20"/>
-                <w:szCs w:val="20"/>
-              </w:rPr>
-            </w:pPr>
-            <w:r>
-              <w:rPr>
-                <w:sz w:val="20"/>
-                <w:szCs w:val="20"/>
-                <w:rtl w:val="0"/>
-              </w:rPr>
-              <w:t xml:space="preserve"> </w:t>
-            </w:r>
-          </w:p>
-          <w:p>
-            <w:pPr>
-              <w:widowControl w:val="0"/>
-              <w:spacing w:before="240" w:after="0" w:line="240" w:lineRule="auto"/>
-              <w:rPr>
-                <w:sz w:val="20"/>
-                <w:szCs w:val="20"/>
-              </w:rPr>
-            </w:pPr>
-            <w:r>
-              <w:rPr>
-                <w:sz w:val="20"/>
-                <w:szCs w:val="20"/>
+                <w:sz w:val="22"/>
+                <w:szCs w:val="22"/>
                 <w:rtl w:val="0"/>
               </w:rPr>
               <w:t>М. П.</w:t>
@@ -1866,27 +1711,31 @@
     <w:p>
       <w:pPr>
         <w:shd w:val="clear" w:fill="FFFFFF"/>
-        <w:spacing w:before="240" w:after="240"/>
-        <w:jc w:val="both"/>
-        <w:rPr>
-          <w:sz w:val="20"/>
-          <w:szCs w:val="20"/>
-        </w:rPr>
-      </w:pPr>
-      <w:r>
-        <w:rPr>
-          <w:sz w:val="20"/>
-          <w:szCs w:val="20"/>
+        <w:spacing w:before="0" w:after="120" w:line="240" w:lineRule="auto"/>
+        <w:jc w:val="both"/>
+        <w:rPr>
+          <w:sz w:val="24"/>
+          <w:szCs w:val="24"/>
+        </w:rPr>
+      </w:pPr>
+      <w:r>
+        <w:rPr>
+          <w:sz w:val="24"/>
+          <w:szCs w:val="24"/>
           <w:rtl w:val="0"/>
         </w:rPr>
         <w:t xml:space="preserve"> </w:t>
       </w:r>
     </w:p>
-    <w:p/>
+    <w:p>
+      <w:pPr>
+        <w:spacing w:before="0" w:after="120" w:line="240" w:lineRule="auto"/>
+      </w:pPr>
+    </w:p>
     <w:sectPr>
       <w:footerReference r:id="rId5" w:type="default"/>
-      <w:pgSz w:w="11909" w:h="16834"/>
-      <w:pgMar w:top="1440" w:right="1440" w:bottom="1440" w:left="1440" w:header="720" w:footer="720" w:gutter="0"/>
+      <w:pgSz w:w="11906" w:h="16838"/>
+      <w:pgMar w:top="1134" w:right="850" w:bottom="1134" w:left="1701" w:header="720" w:footer="720" w:gutter="0"/>
       <w:pgNumType w:start="1"/>
       <w:cols w:space="720" w:num="1"/>
     </w:sectPr>
@@ -1959,7 +1808,9 @@
   <w:docDefaults>
     <w:rPrDefault>
       <w:rPr>
-        <w:rFonts w:ascii="Arial" w:hAnsi="Arial" w:eastAsia="Arial" w:cs="Arial"/>
+        <w:rFonts w:ascii="Times New Roman" w:hAnsi="Times New Roman" w:eastAsia="Times New Roman" w:cs="Times New Roman"/>
+        <w:sz w:val="24"/>
+        <w:szCs w:val="24"/>
       </w:rPr>
     </w:rPrDefault>
     <w:pPrDefault/>
@@ -2124,9 +1975,9 @@
       <w:spacing w:line="276" w:lineRule="auto"/>
     </w:pPr>
     <w:rPr>
-      <w:rFonts w:ascii="Arial" w:hAnsi="Arial" w:eastAsia="Arial" w:cs="Arial"/>
-      <w:sz w:val="22"/>
-      <w:szCs w:val="22"/>
+      <w:rFonts w:ascii="Times New Roman" w:hAnsi="Times New Roman" w:eastAsia="Times New Roman" w:cs="Times New Roman"/>
+      <w:sz w:val="24"/>
+      <w:szCs w:val="24"/>
       <w:lang w:val="ru"/>
     </w:rPr>
   </w:style>
@@ -2300,7 +2151,7 @@
       <w:spacing w:before="0" w:after="320"/>
     </w:pPr>
     <w:rPr>
-      <w:rFonts w:ascii="Arial" w:hAnsi="Arial" w:eastAsia="Arial" w:cs="Arial"/>
+      <w:rFonts w:ascii="Times New Roman" w:hAnsi="Times New Roman" w:eastAsia="Times New Roman" w:cs="Times New Roman"/>
       <w:color w:val="666666"/>
       <w:sz w:val="30"/>
       <w:szCs w:val="30"/>
@@ -2386,7 +2237,7 @@
     </a:clrScheme>
     <a:fontScheme name="Office">
       <a:majorFont>
-        <a:latin typeface="Calibri"/>
+        <a:latin typeface="Times New Roman"/>
         <a:ea typeface=""/>
         <a:cs typeface=""/>
         <a:font script="Jpan" typeface="ＭＳ ゴシック"/>
@@ -2421,7 +2272,7 @@
         <a:font script="Geor" typeface="Sylfaen"/>
       </a:majorFont>
       <a:minorFont>
-        <a:latin typeface="Cambria"/>
+        <a:latin typeface="Times New Roman"/>
         <a:ea typeface=""/>
         <a:cs typeface=""/>
         <a:font script="Jpan" typeface="ＭＳ 明朝"/>

--- a/core/src/core/usecases/documents/builtin/blanks/contract-companies.docx
+++ b/core/src/core/usecases/documents/builtin/blanks/contract-companies.docx
@@ -202,26 +202,26 @@
           <w:szCs w:val="24"/>
           <w:rtl w:val="0"/>
         </w:rPr>
-        <w:t xml:space="preserve">{{client_name}} (далее — «Заказчик»), от имени которого действует {{client_director}} на основании {{client_basis}}, с одной стороны, и</w:t>
-      </w:r>
-    </w:p>
-    <w:p>
-      <w:pPr>
-        <w:shd w:val="clear" w:fill="FFFFFF"/>
-        <w:spacing w:before="0" w:after="120" w:line="240" w:lineRule="auto"/>
-        <w:jc w:val="both"/>
-        <w:rPr>
-          <w:sz w:val="24"/>
-          <w:szCs w:val="24"/>
-        </w:rPr>
-      </w:pPr>
-      <w:r>
-        <w:rPr>
-          <w:sz w:val="24"/>
-          <w:szCs w:val="24"/>
-          <w:rtl w:val="0"/>
-        </w:rPr>
-        <w:t xml:space="preserve">{{seller_name}} (далее — «Исполнитель»), от имени которого действует {{seller_director}} на основании {{seller_basis}}, с другой стороны, а вместе именуемые «Стороны», заключили настоящий договор о нижеследующем:</w:t>
+        <w:t xml:space="preserve">{{client_name}} (далее — «Заказчик»)[[, от имени которого действует {{client_director}} на основании {{client_basis}}]], с одной стороны, и</w:t>
+      </w:r>
+    </w:p>
+    <w:p>
+      <w:pPr>
+        <w:shd w:val="clear" w:fill="FFFFFF"/>
+        <w:spacing w:before="0" w:after="120" w:line="240" w:lineRule="auto"/>
+        <w:jc w:val="both"/>
+        <w:rPr>
+          <w:sz w:val="24"/>
+          <w:szCs w:val="24"/>
+        </w:rPr>
+      </w:pPr>
+      <w:r>
+        <w:rPr>
+          <w:sz w:val="24"/>
+          <w:szCs w:val="24"/>
+          <w:rtl w:val="0"/>
+        </w:rPr>
+        <w:t xml:space="preserve">{{seller_name}} (далее — «Исполнитель»)[[, от имени которого действует {{seller_director}} на основании {{seller_basis}}]], с другой стороны, а вместе именуемые «Стороны», заключили настоящий договор о нижеследующем:</w:t>
       </w:r>
     </w:p>
     <w:p>
@@ -1341,7 +1341,7 @@
                 <w:szCs w:val="22"/>
                 <w:rtl w:val="0"/>
               </w:rPr>
-              <w:t xml:space="preserve">ИНН {{client_inn}}, КПП {{client_kpp}}</w:t>
+              <w:t xml:space="preserve">ИНН {{client_inn}}[[, КПП {{client_kpp}}]]</w:t>
             </w:r>
           </w:p>
           <w:p>
@@ -1359,7 +1359,7 @@
                 <w:szCs w:val="22"/>
                 <w:rtl w:val="0"/>
               </w:rPr>
-              <w:t xml:space="preserve">ОГРН {{client_ogrn}}</w:t>
+              <w:t xml:space="preserve">[[ОГРН {{client_ogrn}}]]</w:t>
             </w:r>
           </w:p>
           <w:p>
@@ -1377,7 +1377,7 @@
                 <w:szCs w:val="22"/>
                 <w:rtl w:val="0"/>
               </w:rPr>
-              <w:t xml:space="preserve">Адрес: {{client_address}}</w:t>
+              <w:t xml:space="preserve">[[Адрес: {{client_address}}]]</w:t>
             </w:r>
           </w:p>
           <w:p>
@@ -1395,7 +1395,7 @@
                 <w:szCs w:val="22"/>
                 <w:rtl w:val="0"/>
               </w:rPr>
-              <w:t xml:space="preserve">Р/с {{client_account}} в {{client_bank}}</w:t>
+              <w:t xml:space="preserve">[[Р/с {{client_account}}]][[ в {{client_bank}}]]</w:t>
             </w:r>
           </w:p>
           <w:p>
@@ -1413,7 +1413,7 @@
                 <w:szCs w:val="22"/>
                 <w:rtl w:val="0"/>
               </w:rPr>
-              <w:t xml:space="preserve">К/с {{client_corr_account}}, БИК {{client_bic}}</w:t>
+              <w:t xml:space="preserve">[[К/с {{client_corr_account}}]][[, БИК {{client_bic}}]]</w:t>
             </w:r>
           </w:p>
           <w:p>
@@ -1431,7 +1431,7 @@
                 <w:szCs w:val="22"/>
                 <w:rtl w:val="0"/>
               </w:rPr>
-              <w:t xml:space="preserve">Тел. {{client_phone}}, эл. почта {{client_email}}</w:t>
+              <w:t xml:space="preserve">[[Тел. {{client_phone}}]][[, эл. почта {{client_email}}]]</w:t>
             </w:r>
           </w:p>
           <w:p>
@@ -1558,7 +1558,7 @@
                 <w:szCs w:val="22"/>
                 <w:rtl w:val="0"/>
               </w:rPr>
-              <w:t xml:space="preserve">ИНН {{seller_inn}}, КПП {{seller_kpp}}</w:t>
+              <w:t xml:space="preserve">ИНН {{seller_inn}}[[, КПП {{seller_kpp}}]]</w:t>
             </w:r>
           </w:p>
           <w:p>
@@ -1576,7 +1576,7 @@
                 <w:szCs w:val="22"/>
                 <w:rtl w:val="0"/>
               </w:rPr>
-              <w:t xml:space="preserve">ОГРН {{seller_ogrn}}</w:t>
+              <w:t xml:space="preserve">[[ОГРН {{seller_ogrn}}]]</w:t>
             </w:r>
           </w:p>
           <w:p>
@@ -1594,7 +1594,7 @@
                 <w:szCs w:val="22"/>
                 <w:rtl w:val="0"/>
               </w:rPr>
-              <w:t xml:space="preserve">Адрес: {{seller_address}}</w:t>
+              <w:t xml:space="preserve">[[Адрес: {{seller_address}}]]</w:t>
             </w:r>
           </w:p>
           <w:p>
@@ -1612,7 +1612,7 @@
                 <w:szCs w:val="22"/>
                 <w:rtl w:val="0"/>
               </w:rPr>
-              <w:t xml:space="preserve">Р/с {{seller_account}} в {{seller_bank}}</w:t>
+              <w:t xml:space="preserve">[[Р/с {{seller_account}}]][[ в {{seller_bank}}]]</w:t>
             </w:r>
           </w:p>
           <w:p>
@@ -1630,7 +1630,7 @@
                 <w:szCs w:val="22"/>
                 <w:rtl w:val="0"/>
               </w:rPr>
-              <w:t xml:space="preserve">К/с {{seller_corr_account}}, БИК {{seller_bic}}</w:t>
+              <w:t xml:space="preserve">[[К/с {{seller_corr_account}}]][[, БИК {{seller_bic}}]]</w:t>
             </w:r>
           </w:p>
           <w:p>
@@ -1648,7 +1648,7 @@
                 <w:szCs w:val="22"/>
                 <w:rtl w:val="0"/>
               </w:rPr>
-              <w:t xml:space="preserve">Тел. {{seller_phone}}, эл. почта {{seller_email}}</w:t>
+              <w:t xml:space="preserve">[[Тел. {{seller_phone}}]][[, эл. почта {{seller_email}}]]</w:t>
             </w:r>
           </w:p>
           <w:p>

--- a/core/src/core/usecases/documents/builtin/blanks/contract-companies.docx
+++ b/core/src/core/usecases/documents/builtin/blanks/contract-companies.docx
@@ -262,7 +262,7 @@
           <w:szCs w:val="24"/>
           <w:rtl w:val="0"/>
         </w:rPr>
-        <w:t xml:space="preserve">1.1. По настоящему договору Исполнитель обязуется по заданию Заказчика оказать услуги {{subject}}, а Заказчик обязуется оплатить данные услуги.</w:t>
+        <w:t xml:space="preserve">1.1. По настоящему договору Исполнитель обязуется по заданию Заказчика оказать услуги «{{subject}}», а Заказчик обязуется оплатить данные услуги.</w:t>
       </w:r>
     </w:p>
     <w:p>
@@ -907,7 +907,7 @@
           <w:szCs w:val="24"/>
           <w:rtl w:val="0"/>
         </w:rPr>
-        <w:t xml:space="preserve">4.3. В случае одностороннего отказа Стороны от исполнения настоящего договора Сторона, отказавшаяся от исполнения договора, в соответствии с частью 3 статьи 310 Гражданского кодекса Российской Федерации выплачивает другой Стороне денежную сумму в размере {{exit_fee}} рублей в качестве компенсации за досрочное прекращение договора.</w:t>
+        <w:t>4.3. В случае одностороннего отказа Стороны от исполнения настоящего договора Сторона, отказавшаяся от исполнения договора, [[в соответствии с частью 3 статьи 310 Гражданского кодекса Российской Федерации выплачивает другой Стороне денежную сумму в размере {{exit_fee}} рублей в качестве компенсации за досрочное прекращение договора.]][[!{{exit_fee|hide}}возмещает другой Стороне фактически понесённые ею расходы.]]</w:t>
       </w:r>
     </w:p>
     <w:p>
